--- a/arb/docx/21.content.docx
+++ b/arb/docx/21.content.docx
@@ -178,13 +178,6 @@
         <w:rPr>
           <w:lang w:val="ar_AE" w:bidi="ar_AE"/>
         </w:rPr>
-      </w:r>
-      <w:r>
-        <w:rPr>
-          <w:i/>
-          <w:lang w:val="ar_AE" w:bidi="ar_AE"/>
-        </w:rPr>
-        <w:t>الجامعة 1: 1, الجامعة 1: 2, الجامعة 1: 2–11, الجامعة 1: 3, الجامعة 1: 4, الجامعة 1: 7–8, الجامعة 1: 11, الجامعة 1: 12–2: 26, الجامعة 1: 13, الجامعة 1: 14, الجامعة 2: 1–11, الجامعة 2: 3, الجامعة 2: 4, الجامعة 2: 4–8, الجامعة 2: 7, الجامعة 2: 8, الجامعة 2: 9, الجامعة 2: 10, الجامعة 2: 11, الجامعة 2: 12, الجامعة 2: 12–23, الجامعة 2: 13–14, الجامعة 2: 15–16, الجامعة 2: 17–20, الجامعة 2: 19, الجامعة 2: 21, الجامعة 2: 24, الجامعة 2: 24–26, الجامعة 2: 26, الجامعة 3: 1–8, الجامعة 3: 2–8, الجامعة 3: 9, الجامعة 3: 9–14, الجامعة 3: 10, الجامعة 3: 11, الجامعة 3: 12–13, الجامعة 3: 14, الجامعة 3: 15, الجامعة 3: 16, الجامعة 3: 16–5: 7, الجامعة 3: 17, الجامعة 3: 19, الجامعة 3: 20, الجامعة 3: 21, الجامعة 3: 22, الجامعة 4: 1, الجامعة 4: 2, الجامعة 4: 4, الجامعة 4: 5–6, الجامعة 4: 7–8, الجامعة 4: 9–12, الجامعة 4: 13–14, الجامعة 4: 15–16, الجامعة 5: 1, الجامعة 5: 3, الجامعة 5: 4–5, الجامعة 5: 7, الجامعة 5: 8–9, الجامعة 5: 10, الجامعة 5: 12, الجامعة 5: 13–14, الجامعة 5: 16–17, الجامعة 5: 18–20, الجامعة 6: 1–2, الجامعة 6: 3–6, الجامعة 6: 7, الجامعة 6: 8–9, الجامعة 6: 10, الجامعة 6: 10–7: 22, الجامعة 6: 11, الجامعة 6: 12, الجامعة 7: 1, الجامعة 7: 1–4, الجامعة 7: 2–6, الجامعة 7: 3–4, الجامعة 7: 5–6, الجامعة 7: 8, الجامعة 7: 9, الجامعة 7: 11–12, الجامعة 7: 13, الجامعة 7: 14, الجامعة 7: 16, الجامعة 7: 17, الجامعة 7: 19, الجامعة 7: 20, الجامعة 7: 22, الجامعة 7: 23–25, الجامعة 7: 26, الجامعة 7: 28, الجامعة 7: 29, الجامعة 8: 1, الجامعة 8: 2, الجامعة 8: 3–4, الجامعة 8: 6, الجامعة 8: 7–8, الجامعة 8: 9–11, الجامعة 8: 12–13, الجامعة 8: 15, الجامعة 8: 16–17, الجامعة 8: 16–9: 12, الجامعة 9: 1, الجامعة 9: 2, الجامعة 9: 3, الجامعة 9: 4–6, الجامعة 9: 7–10, الجامعة 9: 10, الجامعة 9: 11, الجامعة 9: 13–18, الجامعة 9: 18–10: 1, الجامعة 10: 2–3, الجامعة 10: 4, الجامعة 10: 5–7, الجامعة 10: 7, الجامعة 10: 8–9, الجامعة 10: 10, الجامعة 10: 11, الجامعة 10: 12, الجامعة 10: 14, الجامعة 10: 15, الجامعة 10: 15–20, الجامعة 10: 16–17, الجامعة 10: 18, الجامعة 10: 19, الجامعة 10: 20, الجامعة 11: 1–2, الجامعة 11: 1–6, الجامعة 11: 3, الجامعة 11: 5, الجامعة 11: 9, الجامعة 11: 10, الجامعة 12: 1–2, الجامعة 12: 1–7, الجامعة 12: 3, الجامعة 12: 5, الجامعة 12: 6, الجامعة 12: 7, الجامعة 12: 8, الجامعة 12: 9, الجامعة 12: 9–14, الجامعة 12: 11, الجامعة 12: 12, الجامعة 12: 13–14</w:t>
       </w:r>
       <w:r>
         <w:rPr>

--- a/arb/docx/21.content.docx
+++ b/arb/docx/21.content.docx
@@ -163,21 +163,6 @@
           <w:lang w:val="ar_AE" w:bidi="ar_AE"/>
         </w:rPr>
         <w:t>ECC</w:t>
-      </w:r>
-      <w:r>
-        <w:rPr>
-          <w:lang w:val="ar_AE" w:bidi="ar_AE"/>
-        </w:rPr>
-      </w:r>
-    </w:p>
-    <w:p>
-      <w:pPr>
-        <w:bidi/>
-      </w:pPr>
-      <w:r>
-        <w:rPr>
-          <w:lang w:val="ar_AE" w:bidi="ar_AE"/>
-        </w:rPr>
       </w:r>
       <w:r>
         <w:rPr>

--- a/arb/docx/21.content.docx
+++ b/arb/docx/21.content.docx
@@ -22,7 +22,7 @@
         <w:rPr>
           <w:lang w:val="ar_AE" w:bidi="ar_AE"/>
         </w:rPr>
-        <w:t>Resource: ملاحظات الدراسة (تينديل)</w:t>
+        <w:t>Resource: Tyndale Open Study Notes</w:t>
       </w:r>
       <w:r>
         <w:rPr>
@@ -122,7 +122,7 @@
         <w:rPr>
           <w:lang w:val="ar_AE" w:bidi="ar_AE"/>
         </w:rPr>
-        <w:t>ملاحظات الدراسة (تينديل)</w:t>
+        <w:t>Tyndale Open Study Notes</w:t>
       </w:r>
     </w:p>
     <w:p>

--- a/arb/docx/21.content.docx
+++ b/arb/docx/21.content.docx
@@ -22,7 +22,7 @@
         <w:rPr>
           <w:lang w:val="ar_AE" w:bidi="ar_AE"/>
         </w:rPr>
-        <w:t>Resource: Tyndale Open Study Notes</w:t>
+        <w:t>Resource: Aquifer Open Study Notes</w:t>
       </w:r>
       <w:r>
         <w:rPr>
@@ -122,7 +122,7 @@
         <w:rPr>
           <w:lang w:val="ar_AE" w:bidi="ar_AE"/>
         </w:rPr>
-        <w:t>Tyndale Open Study Notes</w:t>
+        <w:t>Aquifer Open Study Notes</w:t>
       </w:r>
     </w:p>
     <w:p>

--- a/arb/docx/21.content.docx
+++ b/arb/docx/21.content.docx
@@ -309,20 +309,14 @@
         </w:rPr>
         <w:t xml:space="preserve">لم يذكر سفر الجامعة أبدًا اسم المُعَلِّم - الجامعة - (بالعبرية قوهيلث)، ولكن قد يشير كوْنه ابن الملك داود إلى سليمان (انظر أيضًا </w:t>
       </w:r>
-      <w:hyperlink r:id="rId13">
-        <w:r>
-          <w:rPr>
-            <w:rtl/>
-            <w:cs/>
-            <w:lang w:val="ar_AE" w:bidi="ar_AE"/>
-          </w:rPr>
-          <w:rPr>
-            <w:color w:val="0000EE"/>
-            <w:u w:val="single"/>
-          </w:rPr>
-          <w:t>1:12</w:t>
-        </w:r>
-      </w:hyperlink>
+      <w:r>
+        <w:rPr>
+          <w:rtl/>
+          <w:cs/>
+          <w:lang w:val="ar_AE" w:bidi="ar_AE"/>
+        </w:rPr>
+        <w:t>1:12</w:t>
+      </w:r>
       <w:r>
         <w:rPr>
           <w:rtl/>
@@ -331,20 +325,14 @@
         </w:rPr>
         <w:t xml:space="preserve">، </w:t>
       </w:r>
-      <w:hyperlink r:id="rId14">
-        <w:r>
-          <w:rPr>
-            <w:rtl/>
-            <w:cs/>
-            <w:lang w:val="ar_AE" w:bidi="ar_AE"/>
-          </w:rPr>
-          <w:rPr>
-            <w:color w:val="0000EE"/>
-            <w:u w:val="single"/>
-          </w:rPr>
-          <w:t>16</w:t>
-        </w:r>
-      </w:hyperlink>
+      <w:r>
+        <w:rPr>
+          <w:rtl/>
+          <w:cs/>
+          <w:lang w:val="ar_AE" w:bidi="ar_AE"/>
+        </w:rPr>
+        <w:t>16</w:t>
+      </w:r>
       <w:r>
         <w:rPr>
           <w:rtl/>
@@ -353,20 +341,14 @@
         </w:rPr>
         <w:t xml:space="preserve">؛ </w:t>
       </w:r>
-      <w:hyperlink r:id="rId15">
-        <w:r>
-          <w:rPr>
-            <w:rtl/>
-            <w:cs/>
-            <w:lang w:val="ar_AE" w:bidi="ar_AE"/>
-          </w:rPr>
-          <w:rPr>
-            <w:color w:val="0000EE"/>
-            <w:u w:val="single"/>
-          </w:rPr>
-          <w:t>2:4–9</w:t>
-        </w:r>
-      </w:hyperlink>
+      <w:r>
+        <w:rPr>
+          <w:rtl/>
+          <w:cs/>
+          <w:lang w:val="ar_AE" w:bidi="ar_AE"/>
+        </w:rPr>
+        <w:t>2:4–9</w:t>
+      </w:r>
       <w:r>
         <w:rPr>
           <w:rtl/>
@@ -593,20 +575,14 @@
         </w:rPr>
         <w:t>يُستخدم التعبير الاصطلاحي العبري "تحت الشمس" تسعًا وعشرين مرة في سفر الجامعة. وأحيانًا تترجمه ترجمة الحياة الجديدة (NLT) بتعبيرات مثل "هنا على الأرض" (</w:t>
       </w:r>
-      <w:hyperlink r:id="rId16">
-        <w:r>
-          <w:rPr>
-            <w:rtl/>
-            <w:cs/>
-            <w:lang w:val="ar_AE" w:bidi="ar_AE"/>
-          </w:rPr>
-          <w:rPr>
-            <w:color w:val="0000EE"/>
-            <w:u w:val="single"/>
-          </w:rPr>
-          <w:t>2:18</w:t>
-        </w:r>
-      </w:hyperlink>
+      <w:r>
+        <w:rPr>
+          <w:rtl/>
+          <w:cs/>
+          <w:lang w:val="ar_AE" w:bidi="ar_AE"/>
+        </w:rPr>
+        <w:t>2:18</w:t>
+      </w:r>
       <w:r>
         <w:rPr>
           <w:rtl/>
@@ -615,20 +591,14 @@
         </w:rPr>
         <w:t>) أو "في هذا العالم" (</w:t>
       </w:r>
-      <w:hyperlink r:id="rId17">
-        <w:r>
-          <w:rPr>
-            <w:rtl/>
-            <w:cs/>
-            <w:lang w:val="ar_AE" w:bidi="ar_AE"/>
-          </w:rPr>
-          <w:rPr>
-            <w:color w:val="0000EE"/>
-            <w:u w:val="single"/>
-          </w:rPr>
-          <w:t>2:20</w:t>
-        </w:r>
-      </w:hyperlink>
+      <w:r>
+        <w:rPr>
+          <w:rtl/>
+          <w:cs/>
+          <w:lang w:val="ar_AE" w:bidi="ar_AE"/>
+        </w:rPr>
+        <w:t>2:20</w:t>
+      </w:r>
       <w:r>
         <w:rPr>
           <w:rtl/>
@@ -1013,20 +983,14 @@
         </w:rPr>
         <w:t>هُوَ عَنَاءٌ رَدِيءٌ جَعَلَهَا اللهُ: تُذكِّرنا الحقائق القاسية للاختبار الإنساني بالسقوط في عدن (</w:t>
       </w:r>
-      <w:hyperlink r:id="rId18">
-        <w:r>
-          <w:rPr>
-            <w:rtl/>
-            <w:cs/>
-            <w:lang w:val="ar_AE" w:bidi="ar_AE"/>
-          </w:rPr>
-          <w:rPr>
-            <w:color w:val="0000EE"/>
-            <w:u w:val="single"/>
-          </w:rPr>
-          <w:t>تكوين 3</w:t>
-        </w:r>
-      </w:hyperlink>
+      <w:r>
+        <w:rPr>
+          <w:rtl/>
+          <w:cs/>
+          <w:lang w:val="ar_AE" w:bidi="ar_AE"/>
+        </w:rPr>
+        <w:t>تكوين 3</w:t>
+      </w:r>
       <w:r>
         <w:rPr>
           <w:rtl/>
@@ -1236,20 +1200,14 @@
         </w:rPr>
         <w:t>لقد فهم الجامعة أن محاولة إسعاد نفسه بالخمر هي حماقة، لكنه فعل ذلك وهو لا يزال يبحث عن الحكمة—أي، خلال محاولته لفهم كيف يختبر . . . السعادة. وقد ثبت أن هذا كان باطل (</w:t>
       </w:r>
-      <w:hyperlink r:id="rId19">
-        <w:r>
-          <w:rPr>
-            <w:rtl/>
-            <w:cs/>
-            <w:lang w:val="ar_AE" w:bidi="ar_AE"/>
-          </w:rPr>
-          <w:rPr>
-            <w:color w:val="0000EE"/>
-            <w:u w:val="single"/>
-          </w:rPr>
-          <w:t>2:11</w:t>
-        </w:r>
-      </w:hyperlink>
+      <w:r>
+        <w:rPr>
+          <w:rtl/>
+          <w:cs/>
+          <w:lang w:val="ar_AE" w:bidi="ar_AE"/>
+        </w:rPr>
+        <w:t>2:11</w:t>
+      </w:r>
       <w:r>
         <w:rPr>
           <w:rtl/>
@@ -1325,20 +1283,14 @@
         </w:rPr>
         <w:t xml:space="preserve">تم ذِكْر كروم سليمان في </w:t>
       </w:r>
-      <w:hyperlink r:id="rId20">
-        <w:r>
-          <w:rPr>
-            <w:rtl/>
-            <w:cs/>
-            <w:lang w:val="ar_AE" w:bidi="ar_AE"/>
-          </w:rPr>
-          <w:rPr>
-            <w:color w:val="0000EE"/>
-            <w:u w:val="single"/>
-          </w:rPr>
-          <w:t>نشيد الأنشاد 8:11–12</w:t>
-        </w:r>
-      </w:hyperlink>
+      <w:r>
+        <w:rPr>
+          <w:rtl/>
+          <w:cs/>
+          <w:lang w:val="ar_AE" w:bidi="ar_AE"/>
+        </w:rPr>
+        <w:t>نشيد الأنشاد 8:11–12</w:t>
+      </w:r>
       <w:r>
         <w:rPr>
           <w:rtl/>
@@ -1414,20 +1366,14 @@
         </w:rPr>
         <w:t xml:space="preserve">كانت إنجازات سليمان في البناء تتراوح بين الصغيرة مثل الأروقة والأبواب، والكبيرة مثل مدن بأكملها (انظر </w:t>
       </w:r>
-      <w:hyperlink r:id="rId21">
-        <w:r>
-          <w:rPr>
-            <w:rtl/>
-            <w:cs/>
-            <w:lang w:val="ar_AE" w:bidi="ar_AE"/>
-          </w:rPr>
-          <w:rPr>
-            <w:color w:val="0000EE"/>
-            <w:u w:val="single"/>
-          </w:rPr>
-          <w:t>1 ملوك 9:15–19</w:t>
-        </w:r>
-      </w:hyperlink>
+      <w:r>
+        <w:rPr>
+          <w:rtl/>
+          <w:cs/>
+          <w:lang w:val="ar_AE" w:bidi="ar_AE"/>
+        </w:rPr>
+        <w:t>1 ملوك 9:15–19</w:t>
+      </w:r>
       <w:r>
         <w:rPr>
           <w:rtl/>
@@ -1436,20 +1382,14 @@
         </w:rPr>
         <w:t xml:space="preserve">). شملت هذه المشاريع، التي كانت تهدف في المقام الأول إلى متعته الشخصية، القصر والمباني المرافقة له (انظر </w:t>
       </w:r>
-      <w:hyperlink r:id="rId22">
-        <w:r>
-          <w:rPr>
-            <w:rtl/>
-            <w:cs/>
-            <w:lang w:val="ar_AE" w:bidi="ar_AE"/>
-          </w:rPr>
-          <w:rPr>
-            <w:color w:val="0000EE"/>
-            <w:u w:val="single"/>
-          </w:rPr>
-          <w:t>1 ملوك 7:1–12</w:t>
-        </w:r>
-      </w:hyperlink>
+      <w:r>
+        <w:rPr>
+          <w:rtl/>
+          <w:cs/>
+          <w:lang w:val="ar_AE" w:bidi="ar_AE"/>
+        </w:rPr>
+        <w:t>1 ملوك 7:1–12</w:t>
+      </w:r>
       <w:r>
         <w:rPr>
           <w:rtl/>
@@ -1525,20 +1465,14 @@
         </w:rPr>
         <w:t>عبيد سليمان … كانت القطعان كبيرة وكثيرة، والعناية بها كانت تستهلك موارد هائلة (</w:t>
       </w:r>
-      <w:hyperlink r:id="rId23">
-        <w:r>
-          <w:rPr>
-            <w:rtl/>
-            <w:cs/>
-            <w:lang w:val="ar_AE" w:bidi="ar_AE"/>
-          </w:rPr>
-          <w:rPr>
-            <w:color w:val="0000EE"/>
-            <w:u w:val="single"/>
-          </w:rPr>
-          <w:t>1 ملوك 4:22–23</w:t>
-        </w:r>
-      </w:hyperlink>
+      <w:r>
+        <w:rPr>
+          <w:rtl/>
+          <w:cs/>
+          <w:lang w:val="ar_AE" w:bidi="ar_AE"/>
+        </w:rPr>
+        <w:t>1 ملوك 4:22–23</w:t>
+      </w:r>
       <w:r>
         <w:rPr>
           <w:rtl/>
@@ -1547,20 +1481,14 @@
         </w:rPr>
         <w:t xml:space="preserve">؛ </w:t>
       </w:r>
-      <w:hyperlink r:id="rId24">
-        <w:r>
-          <w:rPr>
-            <w:rtl/>
-            <w:cs/>
-            <w:lang w:val="ar_AE" w:bidi="ar_AE"/>
-          </w:rPr>
-          <w:rPr>
-            <w:color w:val="0000EE"/>
-            <w:u w:val="single"/>
-          </w:rPr>
-          <w:t>9:20–21</w:t>
-        </w:r>
-      </w:hyperlink>
+      <w:r>
+        <w:rPr>
+          <w:rtl/>
+          <w:cs/>
+          <w:lang w:val="ar_AE" w:bidi="ar_AE"/>
+        </w:rPr>
+        <w:t>9:20–21</w:t>
+      </w:r>
       <w:r>
         <w:rPr>
           <w:rtl/>
@@ -1636,20 +1564,14 @@
         </w:rPr>
         <w:t>فِضَّةً وَذَهَبًا … الْمُلُوكِ وَالْبُلْدَانِ: امتد حكم سليمان من الهلال الخصيب (شمال وشرق إسرائيل) إلى حدود مصر في الجنوب. وقد جاءت ثروته من المعادن الثمينة عبر التجارة، والهدايا من حكام الأمم الأخرى المعجبين به، والضرائب من الأراضي التي كان يسيطر عليها داخل إمبراطوريته (</w:t>
       </w:r>
-      <w:hyperlink r:id="rId25">
-        <w:r>
-          <w:rPr>
-            <w:rtl/>
-            <w:cs/>
-            <w:lang w:val="ar_AE" w:bidi="ar_AE"/>
-          </w:rPr>
-          <w:rPr>
-            <w:color w:val="0000EE"/>
-            <w:u w:val="single"/>
-          </w:rPr>
-          <w:t>1 ملوك 4:21</w:t>
-        </w:r>
-      </w:hyperlink>
+      <w:r>
+        <w:rPr>
+          <w:rtl/>
+          <w:cs/>
+          <w:lang w:val="ar_AE" w:bidi="ar_AE"/>
+        </w:rPr>
+        <w:t>1 ملوك 4:21</w:t>
+      </w:r>
       <w:r>
         <w:rPr>
           <w:rtl/>
@@ -1658,20 +1580,14 @@
         </w:rPr>
         <w:t xml:space="preserve">؛ </w:t>
       </w:r>
-      <w:hyperlink r:id="rId26">
-        <w:r>
-          <w:rPr>
-            <w:rtl/>
-            <w:cs/>
-            <w:lang w:val="ar_AE" w:bidi="ar_AE"/>
-          </w:rPr>
-          <w:rPr>
-            <w:color w:val="0000EE"/>
-            <w:u w:val="single"/>
-          </w:rPr>
-          <w:t>9:28</w:t>
-        </w:r>
-      </w:hyperlink>
+      <w:r>
+        <w:rPr>
+          <w:rtl/>
+          <w:cs/>
+          <w:lang w:val="ar_AE" w:bidi="ar_AE"/>
+        </w:rPr>
+        <w:t>9:28</w:t>
+      </w:r>
       <w:r>
         <w:rPr>
           <w:rtl/>
@@ -1680,20 +1596,14 @@
         </w:rPr>
         <w:t xml:space="preserve">؛ </w:t>
       </w:r>
-      <w:hyperlink r:id="rId27">
-        <w:r>
-          <w:rPr>
-            <w:rtl/>
-            <w:cs/>
-            <w:lang w:val="ar_AE" w:bidi="ar_AE"/>
-          </w:rPr>
-          <w:rPr>
-            <w:color w:val="0000EE"/>
-            <w:u w:val="single"/>
-          </w:rPr>
-          <w:t>10:14</w:t>
-        </w:r>
-      </w:hyperlink>
+      <w:r>
+        <w:rPr>
+          <w:rtl/>
+          <w:cs/>
+          <w:lang w:val="ar_AE" w:bidi="ar_AE"/>
+        </w:rPr>
+        <w:t>10:14</w:t>
+      </w:r>
       <w:r>
         <w:rPr>
           <w:rtl/>
@@ -1702,20 +1612,14 @@
         </w:rPr>
         <w:t xml:space="preserve">، </w:t>
       </w:r>
-      <w:hyperlink r:id="rId28">
-        <w:r>
-          <w:rPr>
-            <w:rtl/>
-            <w:cs/>
-            <w:lang w:val="ar_AE" w:bidi="ar_AE"/>
-          </w:rPr>
-          <w:rPr>
-            <w:color w:val="0000EE"/>
-            <w:u w:val="single"/>
-          </w:rPr>
-          <w:t>22–25</w:t>
-        </w:r>
-      </w:hyperlink>
+      <w:r>
+        <w:rPr>
+          <w:rtl/>
+          <w:cs/>
+          <w:lang w:val="ar_AE" w:bidi="ar_AE"/>
+        </w:rPr>
+        <w:t>22–25</w:t>
+      </w:r>
       <w:r>
         <w:rPr>
           <w:rtl/>
@@ -1724,20 +1628,14 @@
         </w:rPr>
         <w:t xml:space="preserve">؛ </w:t>
       </w:r>
-      <w:hyperlink r:id="rId29">
-        <w:r>
-          <w:rPr>
-            <w:rtl/>
-            <w:cs/>
-            <w:lang w:val="ar_AE" w:bidi="ar_AE"/>
-          </w:rPr>
-          <w:rPr>
-            <w:color w:val="0000EE"/>
-            <w:u w:val="single"/>
-          </w:rPr>
-          <w:t>1 أخبار 29:4</w:t>
-        </w:r>
-      </w:hyperlink>
+      <w:r>
+        <w:rPr>
+          <w:rtl/>
+          <w:cs/>
+          <w:lang w:val="ar_AE" w:bidi="ar_AE"/>
+        </w:rPr>
+        <w:t>1 أخبار 29:4</w:t>
+      </w:r>
       <w:r>
         <w:rPr>
           <w:rtl/>
@@ -1746,20 +1644,14 @@
         </w:rPr>
         <w:t xml:space="preserve">؛ </w:t>
       </w:r>
-      <w:hyperlink r:id="rId30">
-        <w:r>
-          <w:rPr>
-            <w:rtl/>
-            <w:cs/>
-            <w:lang w:val="ar_AE" w:bidi="ar_AE"/>
-          </w:rPr>
-          <w:rPr>
-            <w:color w:val="0000EE"/>
-            <w:u w:val="single"/>
-          </w:rPr>
-          <w:t>2 أخبار 9:26–27</w:t>
-        </w:r>
-      </w:hyperlink>
+      <w:r>
+        <w:rPr>
+          <w:rtl/>
+          <w:cs/>
+          <w:lang w:val="ar_AE" w:bidi="ar_AE"/>
+        </w:rPr>
+        <w:t>2 أخبار 9:26–27</w:t>
+      </w:r>
       <w:r>
         <w:rPr>
           <w:rtl/>
@@ -1768,20 +1660,14 @@
         </w:rPr>
         <w:t>). • وَتَنَعُّمَاتِ بَنِي الْبَشَرِ، سَيِّدَةً وَسَيِّدَاتٍ: كان لدى سليمان 700 زوجة و300 سرية حتى نهاية حكمه (</w:t>
       </w:r>
-      <w:hyperlink r:id="rId31">
-        <w:r>
-          <w:rPr>
-            <w:rtl/>
-            <w:cs/>
-            <w:lang w:val="ar_AE" w:bidi="ar_AE"/>
-          </w:rPr>
-          <w:rPr>
-            <w:color w:val="0000EE"/>
-            <w:u w:val="single"/>
-          </w:rPr>
-          <w:t>1 ملوك 11:3</w:t>
-        </w:r>
-      </w:hyperlink>
+      <w:r>
+        <w:rPr>
+          <w:rtl/>
+          <w:cs/>
+          <w:lang w:val="ar_AE" w:bidi="ar_AE"/>
+        </w:rPr>
+        <w:t>1 ملوك 11:3</w:t>
+      </w:r>
       <w:r>
         <w:rPr>
           <w:rtl/>
@@ -1857,20 +1743,14 @@
         </w:rPr>
         <w:t xml:space="preserve">فَعَظُمْتُ وَازْدَدْتُ أَكْثَرَ مِنْ جَمِيعِ: قارن </w:t>
       </w:r>
-      <w:hyperlink r:id="rId32">
-        <w:r>
-          <w:rPr>
-            <w:rtl/>
-            <w:cs/>
-            <w:lang w:val="ar_AE" w:bidi="ar_AE"/>
-          </w:rPr>
-          <w:rPr>
-            <w:color w:val="0000EE"/>
-            <w:u w:val="single"/>
-          </w:rPr>
-          <w:t>1 ملوك 10:23</w:t>
-        </w:r>
-      </w:hyperlink>
+      <w:r>
+        <w:rPr>
+          <w:rtl/>
+          <w:cs/>
+          <w:lang w:val="ar_AE" w:bidi="ar_AE"/>
+        </w:rPr>
+        <w:t>1 ملوك 10:23</w:t>
+      </w:r>
       <w:r>
         <w:rPr>
           <w:rtl/>
@@ -1879,20 +1759,14 @@
         </w:rPr>
         <w:t xml:space="preserve">. • حكمة سليمان مكّنته من الصعود الناجح إلى السلطة والازدهار (انظر </w:t>
       </w:r>
-      <w:hyperlink r:id="rId33">
-        <w:r>
-          <w:rPr>
-            <w:rtl/>
-            <w:cs/>
-            <w:lang w:val="ar_AE" w:bidi="ar_AE"/>
-          </w:rPr>
-          <w:rPr>
-            <w:color w:val="0000EE"/>
-            <w:u w:val="single"/>
-          </w:rPr>
-          <w:t>1 ملوك 3:2–14</w:t>
-        </w:r>
-      </w:hyperlink>
+      <w:r>
+        <w:rPr>
+          <w:rtl/>
+          <w:cs/>
+          <w:lang w:val="ar_AE" w:bidi="ar_AE"/>
+        </w:rPr>
+        <w:t>1 ملوك 3:2–14</w:t>
+      </w:r>
       <w:r>
         <w:rPr>
           <w:rtl/>
@@ -1901,20 +1775,14 @@
         </w:rPr>
         <w:t xml:space="preserve">؛ </w:t>
       </w:r>
-      <w:hyperlink r:id="rId34">
-        <w:r>
-          <w:rPr>
-            <w:rtl/>
-            <w:cs/>
-            <w:lang w:val="ar_AE" w:bidi="ar_AE"/>
-          </w:rPr>
-          <w:rPr>
-            <w:color w:val="0000EE"/>
-            <w:u w:val="single"/>
-          </w:rPr>
-          <w:t>4:20–34</w:t>
-        </w:r>
-      </w:hyperlink>
+      <w:r>
+        <w:rPr>
+          <w:rtl/>
+          <w:cs/>
+          <w:lang w:val="ar_AE" w:bidi="ar_AE"/>
+        </w:rPr>
+        <w:t>4:20–34</w:t>
+      </w:r>
       <w:r>
         <w:rPr>
           <w:rtl/>
@@ -1990,20 +1858,14 @@
         </w:rPr>
         <w:t>وجدت متعة كبيرة في العمل الشاق (قَلْبِي فَرِحَ بِكُلِّ تَعَبِي): يقدم الجامعة موضوعًا مهمًا ومتكررًا: الفرح يأتي من العمل الحكيم والجدِّي (</w:t>
       </w:r>
-      <w:hyperlink r:id="rId35">
-        <w:r>
-          <w:rPr>
-            <w:rtl/>
-            <w:cs/>
-            <w:lang w:val="ar_AE" w:bidi="ar_AE"/>
-          </w:rPr>
-          <w:rPr>
-            <w:color w:val="0000EE"/>
-            <w:u w:val="single"/>
-          </w:rPr>
-          <w:t>5:12</w:t>
-        </w:r>
-      </w:hyperlink>
+      <w:r>
+        <w:rPr>
+          <w:rtl/>
+          <w:cs/>
+          <w:lang w:val="ar_AE" w:bidi="ar_AE"/>
+        </w:rPr>
+        <w:t>5:12</w:t>
+      </w:r>
       <w:r>
         <w:rPr>
           <w:rtl/>
@@ -2012,20 +1874,14 @@
         </w:rPr>
         <w:t xml:space="preserve">، </w:t>
       </w:r>
-      <w:hyperlink r:id="rId36">
-        <w:r>
-          <w:rPr>
-            <w:rtl/>
-            <w:cs/>
-            <w:lang w:val="ar_AE" w:bidi="ar_AE"/>
-          </w:rPr>
-          <w:rPr>
-            <w:color w:val="0000EE"/>
-            <w:u w:val="single"/>
-          </w:rPr>
-          <w:t>18–20</w:t>
-        </w:r>
-      </w:hyperlink>
+      <w:r>
+        <w:rPr>
+          <w:rtl/>
+          <w:cs/>
+          <w:lang w:val="ar_AE" w:bidi="ar_AE"/>
+        </w:rPr>
+        <w:t>18–20</w:t>
+      </w:r>
       <w:r>
         <w:rPr>
           <w:rtl/>
@@ -2101,20 +1957,14 @@
         </w:rPr>
         <w:t>فَإِذَا الْكُلُّ بَاطِلٌ … وَلاَ مَنْفَعَةَ تَحْتَ الشَّمْسِ: لا يجلب الإنجاز سوى اليأس والإحباط لأن الإنجاز ذاته ليس له معنى دائم (</w:t>
       </w:r>
-      <w:hyperlink r:id="rId37">
-        <w:r>
-          <w:rPr>
-            <w:rtl/>
-            <w:cs/>
-            <w:lang w:val="ar_AE" w:bidi="ar_AE"/>
-          </w:rPr>
-          <w:rPr>
-            <w:color w:val="0000EE"/>
-            <w:u w:val="single"/>
-          </w:rPr>
-          <w:t>2:18–23</w:t>
-        </w:r>
-      </w:hyperlink>
+      <w:r>
+        <w:rPr>
+          <w:rtl/>
+          <w:cs/>
+          <w:lang w:val="ar_AE" w:bidi="ar_AE"/>
+        </w:rPr>
+        <w:t>2:18–23</w:t>
+      </w:r>
       <w:r>
         <w:rPr>
           <w:rtl/>
@@ -2190,20 +2040,14 @@
         </w:rPr>
         <w:t>فَمَا الإِنْسَانُ الَّذِي يَأْتِي وَرَاءَ الْمَلِكِ … ؟ لن يكون لأحد بعد الجامعة منظور أفضل للمقارنة بين الحكمة والحماقة، لأن لا شيء جديد يحدث تحت الشمس (</w:t>
       </w:r>
-      <w:hyperlink r:id="rId38">
-        <w:r>
-          <w:rPr>
-            <w:rtl/>
-            <w:cs/>
-            <w:lang w:val="ar_AE" w:bidi="ar_AE"/>
-          </w:rPr>
-          <w:rPr>
-            <w:color w:val="0000EE"/>
-            <w:u w:val="single"/>
-          </w:rPr>
-          <w:t>1:9–10</w:t>
-        </w:r>
-      </w:hyperlink>
+      <w:r>
+        <w:rPr>
+          <w:rtl/>
+          <w:cs/>
+          <w:lang w:val="ar_AE" w:bidi="ar_AE"/>
+        </w:rPr>
+        <w:t>1:9–10</w:t>
+      </w:r>
       <w:r>
         <w:rPr>
           <w:rtl/>
@@ -2279,20 +2123,14 @@
         </w:rPr>
         <w:t>يناقش الجامعة الآن قيمة الحكمة (</w:t>
       </w:r>
-      <w:hyperlink r:id="rId39">
-        <w:r>
-          <w:rPr>
-            <w:rtl/>
-            <w:cs/>
-            <w:lang w:val="ar_AE" w:bidi="ar_AE"/>
-          </w:rPr>
-          <w:rPr>
-            <w:color w:val="0000EE"/>
-            <w:u w:val="single"/>
-          </w:rPr>
-          <w:t>2:12–17</w:t>
-        </w:r>
-      </w:hyperlink>
+      <w:r>
+        <w:rPr>
+          <w:rtl/>
+          <w:cs/>
+          <w:lang w:val="ar_AE" w:bidi="ar_AE"/>
+        </w:rPr>
+        <w:t>2:12–17</w:t>
+      </w:r>
       <w:r>
         <w:rPr>
           <w:rtl/>
@@ -2301,20 +2139,14 @@
         </w:rPr>
         <w:t>) والعمل الجاد (</w:t>
       </w:r>
-      <w:hyperlink r:id="rId37">
-        <w:r>
-          <w:rPr>
-            <w:rtl/>
-            <w:cs/>
-            <w:lang w:val="ar_AE" w:bidi="ar_AE"/>
-          </w:rPr>
-          <w:rPr>
-            <w:color w:val="0000EE"/>
-            <w:u w:val="single"/>
-          </w:rPr>
-          <w:t>2:18–23</w:t>
-        </w:r>
-      </w:hyperlink>
+      <w:r>
+        <w:rPr>
+          <w:rtl/>
+          <w:cs/>
+          <w:lang w:val="ar_AE" w:bidi="ar_AE"/>
+        </w:rPr>
+        <w:t>2:18–23</w:t>
+      </w:r>
       <w:r>
         <w:rPr>
           <w:rtl/>
@@ -2323,20 +2155,14 @@
         </w:rPr>
         <w:t>). وهذه أيضًا تُعدّ "باطلة" (</w:t>
       </w:r>
-      <w:hyperlink r:id="rId40">
-        <w:r>
-          <w:rPr>
-            <w:rtl/>
-            <w:cs/>
-            <w:lang w:val="ar_AE" w:bidi="ar_AE"/>
-          </w:rPr>
-          <w:rPr>
-            <w:color w:val="0000EE"/>
-            <w:u w:val="single"/>
-          </w:rPr>
-          <w:t>2:17</w:t>
-        </w:r>
-      </w:hyperlink>
+      <w:r>
+        <w:rPr>
+          <w:rtl/>
+          <w:cs/>
+          <w:lang w:val="ar_AE" w:bidi="ar_AE"/>
+        </w:rPr>
+        <w:t>2:17</w:t>
+      </w:r>
       <w:r>
         <w:rPr>
           <w:rtl/>
@@ -2412,20 +2238,14 @@
         </w:rPr>
         <w:t>لِلْحِكْمَةِ مَنْفَعَةً أَكْثَرَ مِنَ الْجَهْلِ: للحكمة قيمة في إدارة الحياة بنجاح. ومع ذلك، لا يمكنها أن تنقذ الإنسان من مصير الموت أو أن تُقدِّم معنى (</w:t>
       </w:r>
-      <w:hyperlink r:id="rId41">
-        <w:r>
-          <w:rPr>
-            <w:rtl/>
-            <w:cs/>
-            <w:lang w:val="ar_AE" w:bidi="ar_AE"/>
-          </w:rPr>
-          <w:rPr>
-            <w:color w:val="0000EE"/>
-            <w:u w:val="single"/>
-          </w:rPr>
-          <w:t>2:15–16</w:t>
-        </w:r>
-      </w:hyperlink>
+      <w:r>
+        <w:rPr>
+          <w:rtl/>
+          <w:cs/>
+          <w:lang w:val="ar_AE" w:bidi="ar_AE"/>
+        </w:rPr>
+        <w:t>2:15–16</w:t>
+      </w:r>
       <w:r>
         <w:rPr>
           <w:rtl/>
@@ -2501,20 +2321,14 @@
         </w:rPr>
         <w:t>كَمَا يَحْدُثُ لِلْجَاهِلِ كَذلِكَ يَحْدُثُ أَيْضًا لِي أَنَا (الحكيم). وَإِذْ ذَاكَ، فَلِمَاذَا أَنَا أَوْفَرُ حِكْمَةً؟ بما أن حياة كل من الحكماء والحمقى عابرة، فإن الاستنتاج هو أن كل شيء بلا معنى (باطل). • الْكُلُّ يُنْسَى: أولئك الذين يأتون بعدنا لن يتذكرونا أو يتذكروا إنجازاتنا، لذا فإن جهودنا ستذهب سدى (قارن</w:t>
       </w:r>
-      <w:hyperlink r:id="rId42">
-        <w:r>
-          <w:rPr>
-            <w:rtl/>
-            <w:cs/>
-            <w:lang w:val="ar_AE" w:bidi="ar_AE"/>
-          </w:rPr>
-          <w:rPr>
-            <w:color w:val="0000EE"/>
-            <w:u w:val="single"/>
-          </w:rPr>
-          <w:t>1:11</w:t>
-        </w:r>
-      </w:hyperlink>
+      <w:r>
+        <w:rPr>
+          <w:rtl/>
+          <w:cs/>
+          <w:lang w:val="ar_AE" w:bidi="ar_AE"/>
+        </w:rPr>
+        <w:t>1:11</w:t>
+      </w:r>
       <w:r>
         <w:rPr>
           <w:rtl/>
@@ -2523,20 +2337,14 @@
         </w:rPr>
         <w:t xml:space="preserve">؛ </w:t>
       </w:r>
-      <w:hyperlink r:id="rId43">
-        <w:r>
-          <w:rPr>
-            <w:rtl/>
-            <w:cs/>
-            <w:lang w:val="ar_AE" w:bidi="ar_AE"/>
-          </w:rPr>
-          <w:rPr>
-            <w:color w:val="0000EE"/>
-            <w:u w:val="single"/>
-          </w:rPr>
-          <w:t>9:13–16</w:t>
-        </w:r>
-      </w:hyperlink>
+      <w:r>
+        <w:rPr>
+          <w:rtl/>
+          <w:cs/>
+          <w:lang w:val="ar_AE" w:bidi="ar_AE"/>
+        </w:rPr>
+        <w:t>9:13–16</w:t>
+      </w:r>
       <w:r>
         <w:rPr>
           <w:rtl/>
@@ -2612,20 +2420,14 @@
         </w:rPr>
         <w:t>كره الجامعة الحياة بسبب أحزانها (</w:t>
       </w:r>
-      <w:hyperlink r:id="rId44">
-        <w:r>
-          <w:rPr>
-            <w:rtl/>
-            <w:cs/>
-            <w:lang w:val="ar_AE" w:bidi="ar_AE"/>
-          </w:rPr>
-          <w:rPr>
-            <w:color w:val="0000EE"/>
-            <w:u w:val="single"/>
-          </w:rPr>
-          <w:t>1:18</w:t>
-        </w:r>
-      </w:hyperlink>
+      <w:r>
+        <w:rPr>
+          <w:rtl/>
+          <w:cs/>
+          <w:lang w:val="ar_AE" w:bidi="ar_AE"/>
+        </w:rPr>
+        <w:t>1:18</w:t>
+      </w:r>
       <w:r>
         <w:rPr>
           <w:rtl/>
@@ -2634,20 +2436,14 @@
         </w:rPr>
         <w:t>)، وأتعابها (</w:t>
       </w:r>
-      <w:hyperlink r:id="rId16">
-        <w:r>
-          <w:rPr>
-            <w:rtl/>
-            <w:cs/>
-            <w:lang w:val="ar_AE" w:bidi="ar_AE"/>
-          </w:rPr>
-          <w:rPr>
-            <w:color w:val="0000EE"/>
-            <w:u w:val="single"/>
-          </w:rPr>
-          <w:t>2:18</w:t>
-        </w:r>
-      </w:hyperlink>
+      <w:r>
+        <w:rPr>
+          <w:rtl/>
+          <w:cs/>
+          <w:lang w:val="ar_AE" w:bidi="ar_AE"/>
+        </w:rPr>
+        <w:t>2:18</w:t>
+      </w:r>
       <w:r>
         <w:rPr>
           <w:rtl/>
@@ -2656,20 +2452,14 @@
         </w:rPr>
         <w:t>)، وعبثها الواضح (</w:t>
       </w:r>
-      <w:hyperlink r:id="rId45">
-        <w:r>
-          <w:rPr>
-            <w:rtl/>
-            <w:cs/>
-            <w:lang w:val="ar_AE" w:bidi="ar_AE"/>
-          </w:rPr>
-          <w:rPr>
-            <w:color w:val="0000EE"/>
-            <w:u w:val="single"/>
-          </w:rPr>
-          <w:t>2:19–20</w:t>
-        </w:r>
-      </w:hyperlink>
+      <w:r>
+        <w:rPr>
+          <w:rtl/>
+          <w:cs/>
+          <w:lang w:val="ar_AE" w:bidi="ar_AE"/>
+        </w:rPr>
+        <w:t>2:19–20</w:t>
+      </w:r>
       <w:r>
         <w:rPr>
           <w:rtl/>
@@ -2745,20 +2535,14 @@
         </w:rPr>
         <w:t xml:space="preserve">يمثل الخلفاء الحمقى والمدمرون تهديدًا للإنجازات الحكيمة أكثر من الخلفاء الحكماء، ولكن بما أن الجامعة لم يكن يستطيع معرفة نوع الخلفاء الذين سيحصل عليهم، كانت إنجازاته بلا معنى له. كان خليفة سليمان المباشر—ابنه رحبعام—أحمقًا (انظر </w:t>
       </w:r>
-      <w:hyperlink r:id="rId46">
-        <w:r>
-          <w:rPr>
-            <w:rtl/>
-            <w:cs/>
-            <w:lang w:val="ar_AE" w:bidi="ar_AE"/>
-          </w:rPr>
-          <w:rPr>
-            <w:color w:val="0000EE"/>
-            <w:u w:val="single"/>
-          </w:rPr>
-          <w:t>1 ملوك 12:1–20</w:t>
-        </w:r>
-      </w:hyperlink>
+      <w:r>
+        <w:rPr>
+          <w:rtl/>
+          <w:cs/>
+          <w:lang w:val="ar_AE" w:bidi="ar_AE"/>
+        </w:rPr>
+        <w:t>1 ملوك 12:1–20</w:t>
+      </w:r>
       <w:r>
         <w:rPr>
           <w:rtl/>
@@ -2834,20 +2618,14 @@
         </w:rPr>
         <w:t xml:space="preserve">يَكُونُ … تَعَبُهُ بِالْحِكْمَةِ وَالْمَعْرِفَةِ وَبِالْفَلاَحِ: المهارة في العمل تعكس الحكمة (على سبيل المثال، انظر </w:t>
       </w:r>
-      <w:hyperlink r:id="rId47">
-        <w:r>
-          <w:rPr>
-            <w:rtl/>
-            <w:cs/>
-            <w:lang w:val="ar_AE" w:bidi="ar_AE"/>
-          </w:rPr>
-          <w:rPr>
-            <w:color w:val="0000EE"/>
-            <w:u w:val="single"/>
-          </w:rPr>
-          <w:t>خروج 31:1–5</w:t>
-        </w:r>
-      </w:hyperlink>
+      <w:r>
+        <w:rPr>
+          <w:rtl/>
+          <w:cs/>
+          <w:lang w:val="ar_AE" w:bidi="ar_AE"/>
+        </w:rPr>
+        <w:t>خروج 31:1–5</w:t>
+      </w:r>
       <w:r>
         <w:rPr>
           <w:rtl/>
@@ -2990,20 +2768,14 @@
         </w:rPr>
         <w:t>بالرغم من أن الحياة "تحت الشمس" (</w:t>
       </w:r>
-      <w:hyperlink r:id="rId48">
-        <w:r>
-          <w:rPr>
-            <w:rtl/>
-            <w:cs/>
-            <w:lang w:val="ar_AE" w:bidi="ar_AE"/>
-          </w:rPr>
-          <w:rPr>
-            <w:color w:val="0000EE"/>
-            <w:u w:val="single"/>
-          </w:rPr>
-          <w:t>1:3</w:t>
-        </w:r>
-      </w:hyperlink>
+      <w:r>
+        <w:rPr>
+          <w:rtl/>
+          <w:cs/>
+          <w:lang w:val="ar_AE" w:bidi="ar_AE"/>
+        </w:rPr>
+        <w:t>1:3</w:t>
+      </w:r>
       <w:r>
         <w:rPr>
           <w:rtl/>
@@ -3012,20 +2784,14 @@
         </w:rPr>
         <w:t>) تشبه البخار (</w:t>
       </w:r>
-      <w:hyperlink r:id="rId49">
-        <w:r>
-          <w:rPr>
-            <w:rtl/>
-            <w:cs/>
-            <w:lang w:val="ar_AE" w:bidi="ar_AE"/>
-          </w:rPr>
-          <w:rPr>
-            <w:color w:val="0000EE"/>
-            <w:u w:val="single"/>
-          </w:rPr>
-          <w:t>2:23</w:t>
-        </w:r>
-      </w:hyperlink>
+      <w:r>
+        <w:rPr>
+          <w:rtl/>
+          <w:cs/>
+          <w:lang w:val="ar_AE" w:bidi="ar_AE"/>
+        </w:rPr>
+        <w:t>2:23</w:t>
+      </w:r>
       <w:r>
         <w:rPr>
           <w:rtl/>
@@ -3185,20 +2951,14 @@
         </w:rPr>
         <w:t xml:space="preserve">لِكُلِّ شَيْءٍ زَمَانٌ، وَلِكُلِّ أَمْرٍ تَحْتَ السَّمَاوَاتِ وَقْتٌ: تدرك الحكمة أن لكل شيء موسمه الخاص—في الأنشطة البشرية كما في عالم الطبيعة (انظر </w:t>
       </w:r>
-      <w:hyperlink r:id="rId50">
-        <w:r>
-          <w:rPr>
-            <w:rtl/>
-            <w:cs/>
-            <w:lang w:val="ar_AE" w:bidi="ar_AE"/>
-          </w:rPr>
-          <w:rPr>
-            <w:color w:val="0000EE"/>
-            <w:u w:val="single"/>
-          </w:rPr>
-          <w:t>1:3–7</w:t>
-        </w:r>
-      </w:hyperlink>
+      <w:r>
+        <w:rPr>
+          <w:rtl/>
+          <w:cs/>
+          <w:lang w:val="ar_AE" w:bidi="ar_AE"/>
+        </w:rPr>
+        <w:t>1:3–7</w:t>
+      </w:r>
       <w:r>
         <w:rPr>
           <w:rtl/>
@@ -3207,20 +2967,14 @@
         </w:rPr>
         <w:t>). والشخص الحكيم هو الذي يحدد الوقت المناسب لممارسة أي نشاط (</w:t>
       </w:r>
-      <w:hyperlink r:id="rId51">
-        <w:r>
-          <w:rPr>
-            <w:rtl/>
-            <w:cs/>
-            <w:lang w:val="ar_AE" w:bidi="ar_AE"/>
-          </w:rPr>
-          <w:rPr>
-            <w:color w:val="0000EE"/>
-            <w:u w:val="single"/>
-          </w:rPr>
-          <w:t>8:5</w:t>
-        </w:r>
-      </w:hyperlink>
+      <w:r>
+        <w:rPr>
+          <w:rtl/>
+          <w:cs/>
+          <w:lang w:val="ar_AE" w:bidi="ar_AE"/>
+        </w:rPr>
+        <w:t>8:5</w:t>
+      </w:r>
       <w:r>
         <w:rPr>
           <w:rtl/>
@@ -3229,20 +2983,14 @@
         </w:rPr>
         <w:t>). فإن الفرصة تمر سريعًا (</w:t>
       </w:r>
-      <w:hyperlink r:id="rId52">
-        <w:r>
-          <w:rPr>
-            <w:rtl/>
-            <w:cs/>
-            <w:lang w:val="ar_AE" w:bidi="ar_AE"/>
-          </w:rPr>
-          <w:rPr>
-            <w:color w:val="0000EE"/>
-            <w:u w:val="single"/>
-          </w:rPr>
-          <w:t>أفسس 5:16</w:t>
-        </w:r>
-      </w:hyperlink>
+      <w:r>
+        <w:rPr>
+          <w:rtl/>
+          <w:cs/>
+          <w:lang w:val="ar_AE" w:bidi="ar_AE"/>
+        </w:rPr>
+        <w:t>أفسس 5:16</w:t>
+      </w:r>
       <w:r>
         <w:rPr>
           <w:rtl/>
@@ -3251,20 +2999,14 @@
         </w:rPr>
         <w:t xml:space="preserve">؛ </w:t>
       </w:r>
-      <w:hyperlink r:id="rId53">
-        <w:r>
-          <w:rPr>
-            <w:rtl/>
-            <w:cs/>
-            <w:lang w:val="ar_AE" w:bidi="ar_AE"/>
-          </w:rPr>
-          <w:rPr>
-            <w:color w:val="0000EE"/>
-            <w:u w:val="single"/>
-          </w:rPr>
-          <w:t>كولوسي 4:5</w:t>
-        </w:r>
-      </w:hyperlink>
+      <w:r>
+        <w:rPr>
+          <w:rtl/>
+          <w:cs/>
+          <w:lang w:val="ar_AE" w:bidi="ar_AE"/>
+        </w:rPr>
+        <w:t>كولوسي 4:5</w:t>
+      </w:r>
       <w:r>
         <w:rPr>
           <w:rtl/>
@@ -3340,20 +3082,14 @@
         </w:rPr>
         <w:t>ليس لدينا أي سلطان على متى نولد أو متى نموت (</w:t>
       </w:r>
-      <w:hyperlink r:id="rId54">
-        <w:r>
-          <w:rPr>
-            <w:rtl/>
-            <w:cs/>
-            <w:lang w:val="ar_AE" w:bidi="ar_AE"/>
-          </w:rPr>
-          <w:rPr>
-            <w:color w:val="0000EE"/>
-            <w:u w:val="single"/>
-          </w:rPr>
-          <w:t>8:8</w:t>
-        </w:r>
-      </w:hyperlink>
+      <w:r>
+        <w:rPr>
+          <w:rtl/>
+          <w:cs/>
+          <w:lang w:val="ar_AE" w:bidi="ar_AE"/>
+        </w:rPr>
+        <w:t>8:8</w:t>
+      </w:r>
       <w:r>
         <w:rPr>
           <w:rtl/>
@@ -3379,20 +3115,14 @@
         </w:rPr>
         <w:t xml:space="preserve"> حتى بالنسبة لله (</w:t>
       </w:r>
-      <w:hyperlink r:id="rId55">
-        <w:r>
-          <w:rPr>
-            <w:rtl/>
-            <w:cs/>
-            <w:lang w:val="ar_AE" w:bidi="ar_AE"/>
-          </w:rPr>
-          <w:rPr>
-            <w:color w:val="0000EE"/>
-            <w:u w:val="single"/>
-          </w:rPr>
-          <w:t>مزمور 5:5</w:t>
-        </w:r>
-      </w:hyperlink>
+      <w:r>
+        <w:rPr>
+          <w:rtl/>
+          <w:cs/>
+          <w:lang w:val="ar_AE" w:bidi="ar_AE"/>
+        </w:rPr>
+        <w:t>مزمور 5:5</w:t>
+      </w:r>
       <w:r>
         <w:rPr>
           <w:rtl/>
@@ -3401,20 +3131,14 @@
         </w:rPr>
         <w:t xml:space="preserve">؛ </w:t>
       </w:r>
-      <w:hyperlink r:id="rId56">
-        <w:r>
-          <w:rPr>
-            <w:rtl/>
-            <w:cs/>
-            <w:lang w:val="ar_AE" w:bidi="ar_AE"/>
-          </w:rPr>
-          <w:rPr>
-            <w:color w:val="0000EE"/>
-            <w:u w:val="single"/>
-          </w:rPr>
-          <w:t>11:5</w:t>
-        </w:r>
-      </w:hyperlink>
+      <w:r>
+        <w:rPr>
+          <w:rtl/>
+          <w:cs/>
+          <w:lang w:val="ar_AE" w:bidi="ar_AE"/>
+        </w:rPr>
+        <w:t>11:5</w:t>
+      </w:r>
       <w:r>
         <w:rPr>
           <w:rtl/>
@@ -3490,20 +3214,14 @@
         </w:rPr>
         <w:t xml:space="preserve">فَأَيُّ مَنْفَعَةٍ … لِمَنْ يَتْعَبُ؟ انظر </w:t>
       </w:r>
-      <w:hyperlink r:id="rId57">
-        <w:r>
-          <w:rPr>
-            <w:rtl/>
-            <w:cs/>
-            <w:lang w:val="ar_AE" w:bidi="ar_AE"/>
-          </w:rPr>
-          <w:rPr>
-            <w:color w:val="0000EE"/>
-            <w:u w:val="single"/>
-          </w:rPr>
-          <w:t>3:12–13</w:t>
-        </w:r>
-      </w:hyperlink>
+      <w:r>
+        <w:rPr>
+          <w:rtl/>
+          <w:cs/>
+          <w:lang w:val="ar_AE" w:bidi="ar_AE"/>
+        </w:rPr>
+        <w:t>3:12–13</w:t>
+      </w:r>
       <w:r>
         <w:rPr>
           <w:rtl/>
@@ -3579,20 +3297,14 @@
         </w:rPr>
         <w:t xml:space="preserve"> بالرغم من أنه لكل نشاط وقتًا مناسبًا له (</w:t>
       </w:r>
-      <w:hyperlink r:id="rId58">
-        <w:r>
-          <w:rPr>
-            <w:rtl/>
-            <w:cs/>
-            <w:lang w:val="ar_AE" w:bidi="ar_AE"/>
-          </w:rPr>
-          <w:rPr>
-            <w:color w:val="0000EE"/>
-            <w:u w:val="single"/>
-          </w:rPr>
-          <w:t>3:1–8</w:t>
-        </w:r>
-      </w:hyperlink>
+      <w:r>
+        <w:rPr>
+          <w:rtl/>
+          <w:cs/>
+          <w:lang w:val="ar_AE" w:bidi="ar_AE"/>
+        </w:rPr>
+        <w:t>3:1–8</w:t>
+      </w:r>
       <w:r>
         <w:rPr>
           <w:rtl/>
@@ -3601,20 +3313,14 @@
         </w:rPr>
         <w:t>)، إلا أن الله وحده هو الذي يمكنه أن يعرف حقًا ما هو ذلك الوقت المناسب (</w:t>
       </w:r>
-      <w:hyperlink r:id="rId59">
-        <w:r>
-          <w:rPr>
-            <w:rtl/>
-            <w:cs/>
-            <w:lang w:val="ar_AE" w:bidi="ar_AE"/>
-          </w:rPr>
-          <w:rPr>
-            <w:color w:val="0000EE"/>
-            <w:u w:val="single"/>
-          </w:rPr>
-          <w:t>3:9–11</w:t>
-        </w:r>
-      </w:hyperlink>
+      <w:r>
+        <w:rPr>
+          <w:rtl/>
+          <w:cs/>
+          <w:lang w:val="ar_AE" w:bidi="ar_AE"/>
+        </w:rPr>
+        <w:t>3:9–11</w:t>
+      </w:r>
       <w:r>
         <w:rPr>
           <w:rtl/>
@@ -3690,20 +3396,14 @@
         </w:rPr>
         <w:t>الشُّغْلَ الَّذِي أَعْطَاهُ اللهُ بَنِي الْبَشَرِ: لقد زاد الله من صعوبة عملنا بعد تمرد البشرية عليه (</w:t>
       </w:r>
-      <w:hyperlink r:id="rId60">
-        <w:r>
-          <w:rPr>
-            <w:rtl/>
-            <w:cs/>
-            <w:lang w:val="ar_AE" w:bidi="ar_AE"/>
-          </w:rPr>
-          <w:rPr>
-            <w:color w:val="0000EE"/>
-            <w:u w:val="single"/>
-          </w:rPr>
-          <w:t>تكوين 3:17–19</w:t>
-        </w:r>
-      </w:hyperlink>
+      <w:r>
+        <w:rPr>
+          <w:rtl/>
+          <w:cs/>
+          <w:lang w:val="ar_AE" w:bidi="ar_AE"/>
+        </w:rPr>
+        <w:t>تكوين 3:17–19</w:t>
+      </w:r>
       <w:r>
         <w:rPr>
           <w:rtl/>
@@ -3712,20 +3412,14 @@
         </w:rPr>
         <w:t>). ومع ذلك، فإن هذا العبء ليس ثقيلًا لدرجة تمنعنا من الاستمتاع بعملنا ونتائجه (</w:t>
       </w:r>
-      <w:hyperlink r:id="rId61">
-        <w:r>
-          <w:rPr>
-            <w:rtl/>
-            <w:cs/>
-            <w:lang w:val="ar_AE" w:bidi="ar_AE"/>
-          </w:rPr>
-          <w:rPr>
-            <w:color w:val="0000EE"/>
-            <w:u w:val="single"/>
-          </w:rPr>
-          <w:t>جامعة 3:11–13</w:t>
-        </w:r>
-      </w:hyperlink>
+      <w:r>
+        <w:rPr>
+          <w:rtl/>
+          <w:cs/>
+          <w:lang w:val="ar_AE" w:bidi="ar_AE"/>
+        </w:rPr>
+        <w:t>جامعة 3:11–13</w:t>
+      </w:r>
       <w:r>
         <w:rPr>
           <w:rtl/>
@@ -3801,20 +3495,14 @@
         </w:rPr>
         <w:t xml:space="preserve">صَنَعَ الْكُلَّ حَسَنًا فِي وَقْتِهِ: يمكننا أحيانًا رؤية هذا الجمال في عملنا وفي العالم، لكن في كثير من الأحيان لا يستطيع الناس رؤيته. فالله يحتفظ لنفسه بفهم كيفية توافق كل شيء معًا (قارن </w:t>
       </w:r>
-      <w:hyperlink r:id="rId62">
-        <w:r>
-          <w:rPr>
-            <w:rtl/>
-            <w:cs/>
-            <w:lang w:val="ar_AE" w:bidi="ar_AE"/>
-          </w:rPr>
-          <w:rPr>
-            <w:color w:val="0000EE"/>
-            <w:u w:val="single"/>
-          </w:rPr>
-          <w:t>رومية 8:22–28</w:t>
-        </w:r>
-      </w:hyperlink>
+      <w:r>
+        <w:rPr>
+          <w:rtl/>
+          <w:cs/>
+          <w:lang w:val="ar_AE" w:bidi="ar_AE"/>
+        </w:rPr>
+        <w:t>رومية 8:22–28</w:t>
+      </w:r>
       <w:r>
         <w:rPr>
           <w:rtl/>
@@ -3890,20 +3578,14 @@
         </w:rPr>
         <w:t xml:space="preserve">كن سعيدًا واستمتع: بالرغم من أن الحياة والعمل يمكن أن تكون مرهقة، إلا أن استنتاج الجامعة (المُكرر من </w:t>
       </w:r>
-      <w:hyperlink r:id="rId63">
-        <w:r>
-          <w:rPr>
-            <w:rtl/>
-            <w:cs/>
-            <w:lang w:val="ar_AE" w:bidi="ar_AE"/>
-          </w:rPr>
-          <w:rPr>
-            <w:color w:val="0000EE"/>
-            <w:u w:val="single"/>
-          </w:rPr>
-          <w:t>2:24</w:t>
-        </w:r>
-      </w:hyperlink>
+      <w:r>
+        <w:rPr>
+          <w:rtl/>
+          <w:cs/>
+          <w:lang w:val="ar_AE" w:bidi="ar_AE"/>
+        </w:rPr>
+        <w:t>2:24</w:t>
+      </w:r>
       <w:r>
         <w:rPr>
           <w:rtl/>
@@ -4070,20 +3752,14 @@
         </w:rPr>
         <w:t>مَا كَانَ فَمِنَ الْقِدَمِ هُوَ، وَمَا يَكُونُ فَمِنَ الْقِدَمِ قَدْ كَانَ: إن تكرارية التاريخ (</w:t>
       </w:r>
-      <w:hyperlink r:id="rId38">
-        <w:r>
-          <w:rPr>
-            <w:rtl/>
-            <w:cs/>
-            <w:lang w:val="ar_AE" w:bidi="ar_AE"/>
-          </w:rPr>
-          <w:rPr>
-            <w:color w:val="0000EE"/>
-            <w:u w:val="single"/>
-          </w:rPr>
-          <w:t>1:9–10</w:t>
-        </w:r>
-      </w:hyperlink>
+      <w:r>
+        <w:rPr>
+          <w:rtl/>
+          <w:cs/>
+          <w:lang w:val="ar_AE" w:bidi="ar_AE"/>
+        </w:rPr>
+        <w:t>1:9–10</w:t>
+      </w:r>
       <w:r>
         <w:rPr>
           <w:rtl/>
@@ -4176,20 +3852,14 @@
         </w:rPr>
         <w:t xml:space="preserve">): في إسرائيل، كانت تُعقد الإجراءات القضائية المحلية عند أبواب المدينة، حيث كان يجلس شيوخ المدينة للاستماع والفصل في الأمور القانونية (على سبيل المثال، انظر </w:t>
       </w:r>
-      <w:hyperlink r:id="rId64">
-        <w:r>
-          <w:rPr>
-            <w:rtl/>
-            <w:cs/>
-            <w:lang w:val="ar_AE" w:bidi="ar_AE"/>
-          </w:rPr>
-          <w:rPr>
-            <w:color w:val="0000EE"/>
-            <w:u w:val="single"/>
-          </w:rPr>
-          <w:t>راعوث 4:1–12</w:t>
-        </w:r>
-      </w:hyperlink>
+      <w:r>
+        <w:rPr>
+          <w:rtl/>
+          <w:cs/>
+          <w:lang w:val="ar_AE" w:bidi="ar_AE"/>
+        </w:rPr>
+        <w:t>راعوث 4:1–12</w:t>
+      </w:r>
       <w:r>
         <w:rPr>
           <w:rtl/>
@@ -4332,20 +4002,14 @@
         </w:rPr>
         <w:t>في الوقت المناسب سيُدين الله: الظلم البشري (</w:t>
       </w:r>
-      <w:hyperlink r:id="rId65">
-        <w:r>
-          <w:rPr>
-            <w:rtl/>
-            <w:cs/>
-            <w:lang w:val="ar_AE" w:bidi="ar_AE"/>
-          </w:rPr>
-          <w:rPr>
-            <w:color w:val="0000EE"/>
-            <w:u w:val="single"/>
-          </w:rPr>
-          <w:t>3:16</w:t>
-        </w:r>
-      </w:hyperlink>
+      <w:r>
+        <w:rPr>
+          <w:rtl/>
+          <w:cs/>
+          <w:lang w:val="ar_AE" w:bidi="ar_AE"/>
+        </w:rPr>
+        <w:t>3:16</w:t>
+      </w:r>
       <w:r>
         <w:rPr>
           <w:rtl/>
@@ -4354,20 +4018,14 @@
         </w:rPr>
         <w:t>) مؤقت وسيتم تصحيحه بواسطة عدالة الله. يكرر الكاتب هذه النقطة عند ختام السفر بأكمله (</w:t>
       </w:r>
-      <w:hyperlink r:id="rId66">
-        <w:r>
-          <w:rPr>
-            <w:rtl/>
-            <w:cs/>
-            <w:lang w:val="ar_AE" w:bidi="ar_AE"/>
-          </w:rPr>
-          <w:rPr>
-            <w:color w:val="0000EE"/>
-            <w:u w:val="single"/>
-          </w:rPr>
-          <w:t>12:14</w:t>
-        </w:r>
-      </w:hyperlink>
+      <w:r>
+        <w:rPr>
+          <w:rtl/>
+          <w:cs/>
+          <w:lang w:val="ar_AE" w:bidi="ar_AE"/>
+        </w:rPr>
+        <w:t>12:14</w:t>
+      </w:r>
       <w:r>
         <w:rPr>
           <w:rtl/>
@@ -4443,20 +4101,14 @@
         </w:rPr>
         <w:t xml:space="preserve">فيمَا يتعلق بالنَفَس (النسمة) والموت، ليس لدى البشر أي ميزة حقيقية على الحيوانات، ولكن لدينا مزايا أخرى (على سبيل المثال، انظر </w:t>
       </w:r>
-      <w:hyperlink r:id="rId67">
-        <w:r>
-          <w:rPr>
-            <w:rtl/>
-            <w:cs/>
-            <w:lang w:val="ar_AE" w:bidi="ar_AE"/>
-          </w:rPr>
-          <w:rPr>
-            <w:color w:val="0000EE"/>
-            <w:u w:val="single"/>
-          </w:rPr>
-          <w:t>تكوين 1:26–28</w:t>
-        </w:r>
-      </w:hyperlink>
+      <w:r>
+        <w:rPr>
+          <w:rtl/>
+          <w:cs/>
+          <w:lang w:val="ar_AE" w:bidi="ar_AE"/>
+        </w:rPr>
+        <w:t>تكوين 1:26–28</w:t>
+      </w:r>
       <w:r>
         <w:rPr>
           <w:rtl/>
@@ -4532,20 +4184,14 @@
         </w:rPr>
         <w:t xml:space="preserve">مِنَ التُّرَابِ … وَإِلَى التُّرَابِ: يشير الجامعة إلى دينونة الله ضد عصيان الإنسان في عدن (انظر </w:t>
       </w:r>
-      <w:hyperlink r:id="rId68">
-        <w:r>
-          <w:rPr>
-            <w:rtl/>
-            <w:cs/>
-            <w:lang w:val="ar_AE" w:bidi="ar_AE"/>
-          </w:rPr>
-          <w:rPr>
-            <w:color w:val="0000EE"/>
-            <w:u w:val="single"/>
-          </w:rPr>
-          <w:t>تكوين 3:19</w:t>
-        </w:r>
-      </w:hyperlink>
+      <w:r>
+        <w:rPr>
+          <w:rtl/>
+          <w:cs/>
+          <w:lang w:val="ar_AE" w:bidi="ar_AE"/>
+        </w:rPr>
+        <w:t>تكوين 3:19</w:t>
+      </w:r>
       <w:r>
         <w:rPr>
           <w:rtl/>
@@ -4621,20 +4267,14 @@
         </w:rPr>
         <w:t xml:space="preserve">رُوحَ بَنِي الْبَشَرِ هَلْ هِيَ تَصْعَدُ إِلَى فَوْق: قارن </w:t>
       </w:r>
-      <w:hyperlink r:id="rId69">
-        <w:r>
-          <w:rPr>
-            <w:rtl/>
-            <w:cs/>
-            <w:lang w:val="ar_AE" w:bidi="ar_AE"/>
-          </w:rPr>
-          <w:rPr>
-            <w:color w:val="0000EE"/>
-            <w:u w:val="single"/>
-          </w:rPr>
-          <w:t>12:7</w:t>
-        </w:r>
-      </w:hyperlink>
+      <w:r>
+        <w:rPr>
+          <w:rtl/>
+          <w:cs/>
+          <w:lang w:val="ar_AE" w:bidi="ar_AE"/>
+        </w:rPr>
+        <w:t>12:7</w:t>
+      </w:r>
       <w:r>
         <w:rPr>
           <w:rtl/>
@@ -4710,20 +4350,14 @@
         </w:rPr>
         <w:t xml:space="preserve">يَفْرَحَ الإِنْسَانُ بِأَعْمَالِهِ: أصبح العمل الآن في ذاته مصدرًا للمتعة، بمعزل عن الطعام والشراب (قارن </w:t>
       </w:r>
-      <w:hyperlink r:id="rId70">
-        <w:r>
-          <w:rPr>
-            <w:rtl/>
-            <w:cs/>
-            <w:lang w:val="ar_AE" w:bidi="ar_AE"/>
-          </w:rPr>
-          <w:rPr>
-            <w:color w:val="0000EE"/>
-            <w:u w:val="single"/>
-          </w:rPr>
-          <w:t>2:24–25</w:t>
-        </w:r>
-      </w:hyperlink>
+      <w:r>
+        <w:rPr>
+          <w:rtl/>
+          <w:cs/>
+          <w:lang w:val="ar_AE" w:bidi="ar_AE"/>
+        </w:rPr>
+        <w:t>2:24–25</w:t>
+      </w:r>
       <w:r>
         <w:rPr>
           <w:rtl/>
@@ -4732,20 +4366,14 @@
         </w:rPr>
         <w:t xml:space="preserve">؛ </w:t>
       </w:r>
-      <w:hyperlink r:id="rId57">
-        <w:r>
-          <w:rPr>
-            <w:rtl/>
-            <w:cs/>
-            <w:lang w:val="ar_AE" w:bidi="ar_AE"/>
-          </w:rPr>
-          <w:rPr>
-            <w:color w:val="0000EE"/>
-            <w:u w:val="single"/>
-          </w:rPr>
-          <w:t>3:12–13</w:t>
-        </w:r>
-      </w:hyperlink>
+      <w:r>
+        <w:rPr>
+          <w:rtl/>
+          <w:cs/>
+          <w:lang w:val="ar_AE" w:bidi="ar_AE"/>
+        </w:rPr>
+        <w:t>3:12–13</w:t>
+      </w:r>
       <w:r>
         <w:rPr>
           <w:rtl/>
@@ -4955,20 +4583,14 @@
         </w:rPr>
         <w:t>يتم تحفيز معظم الناس على النجاح بدافع تنافسي. وبما أن ثمار هذه الجهود ليس لها قيمة جوهرية، يوصي الجامعة بأن يحل الاعتدال (</w:t>
       </w:r>
-      <w:hyperlink r:id="rId71">
-        <w:r>
-          <w:rPr>
-            <w:rtl/>
-            <w:cs/>
-            <w:lang w:val="ar_AE" w:bidi="ar_AE"/>
-          </w:rPr>
-          <w:rPr>
-            <w:color w:val="0000EE"/>
-            <w:u w:val="single"/>
-          </w:rPr>
-          <w:t>4:5–6</w:t>
-        </w:r>
-      </w:hyperlink>
+      <w:r>
+        <w:rPr>
+          <w:rtl/>
+          <w:cs/>
+          <w:lang w:val="ar_AE" w:bidi="ar_AE"/>
+        </w:rPr>
+        <w:t>4:5–6</w:t>
+      </w:r>
       <w:r>
         <w:rPr>
           <w:rtl/>
@@ -5044,20 +4666,14 @@
         </w:rPr>
         <w:t xml:space="preserve">لا يسعى الحمقى حتى للنجاح، فينتهي بهم الأمر فقراء. بينما يُكرّس آخرون كلتا يديهم بشكل محموم—كل وقتهم وجهدهم—للعمل الجاد سعيًا وراء ثروة زائلة لن يجدوا وقتًا للاستمتاع بها (انظر </w:t>
       </w:r>
-      <w:hyperlink r:id="rId72">
-        <w:r>
-          <w:rPr>
-            <w:rtl/>
-            <w:cs/>
-            <w:lang w:val="ar_AE" w:bidi="ar_AE"/>
-          </w:rPr>
-          <w:rPr>
-            <w:color w:val="0000EE"/>
-            <w:u w:val="single"/>
-          </w:rPr>
-          <w:t>أمثال 23:4–5</w:t>
-        </w:r>
-      </w:hyperlink>
+      <w:r>
+        <w:rPr>
+          <w:rtl/>
+          <w:cs/>
+          <w:lang w:val="ar_AE" w:bidi="ar_AE"/>
+        </w:rPr>
+        <w:t>أمثال 23:4–5</w:t>
+      </w:r>
       <w:r>
         <w:rPr>
           <w:rtl/>
@@ -5157,20 +4773,14 @@
         </w:rPr>
         <w:t xml:space="preserve">هذا الشخص الوحيد هو مثال حي للمبدأ المذكور في </w:t>
       </w:r>
-      <w:hyperlink r:id="rId73">
-        <w:r>
-          <w:rPr>
-            <w:rtl/>
-            <w:cs/>
-            <w:lang w:val="ar_AE" w:bidi="ar_AE"/>
-          </w:rPr>
-          <w:rPr>
-            <w:color w:val="0000EE"/>
-            <w:u w:val="single"/>
-          </w:rPr>
-          <w:t>4:6</w:t>
-        </w:r>
-      </w:hyperlink>
+      <w:r>
+        <w:rPr>
+          <w:rtl/>
+          <w:cs/>
+          <w:lang w:val="ar_AE" w:bidi="ar_AE"/>
+        </w:rPr>
+        <w:t>4:6</w:t>
+      </w:r>
       <w:r>
         <w:rPr>
           <w:rtl/>
@@ -5246,20 +4856,14 @@
         </w:rPr>
         <w:t>اِثْنَانِ خَيْرٌ مِنْ وَاحِدٍ: الرجل الوحيد (</w:t>
       </w:r>
-      <w:hyperlink r:id="rId74">
-        <w:r>
-          <w:rPr>
-            <w:rtl/>
-            <w:cs/>
-            <w:lang w:val="ar_AE" w:bidi="ar_AE"/>
-          </w:rPr>
-          <w:rPr>
-            <w:color w:val="0000EE"/>
-            <w:u w:val="single"/>
-          </w:rPr>
-          <w:t>4:8</w:t>
-        </w:r>
-      </w:hyperlink>
+      <w:r>
+        <w:rPr>
+          <w:rtl/>
+          <w:cs/>
+          <w:lang w:val="ar_AE" w:bidi="ar_AE"/>
+        </w:rPr>
+        <w:t>4:8</w:t>
+      </w:r>
       <w:r>
         <w:rPr>
           <w:rtl/>
@@ -5536,20 +5140,14 @@
         </w:rPr>
         <w:t xml:space="preserve"> كَثْرَةِ الشُّغْلِ … كَثْرَةِ الْكَلاَمِ: يجب أن تتسم جهودنا وكلماتنا بالاعتدال (انظر </w:t>
       </w:r>
-      <w:hyperlink r:id="rId75">
-        <w:r>
-          <w:rPr>
-            <w:rtl/>
-            <w:cs/>
-            <w:lang w:val="ar_AE" w:bidi="ar_AE"/>
-          </w:rPr>
-          <w:rPr>
-            <w:color w:val="0000EE"/>
-            <w:u w:val="single"/>
-          </w:rPr>
-          <w:t>أمثال 10:19</w:t>
-        </w:r>
-      </w:hyperlink>
+      <w:r>
+        <w:rPr>
+          <w:rtl/>
+          <w:cs/>
+          <w:lang w:val="ar_AE" w:bidi="ar_AE"/>
+        </w:rPr>
+        <w:t>أمثال 10:19</w:t>
+      </w:r>
       <w:r>
         <w:rPr>
           <w:rtl/>
@@ -5625,20 +5223,14 @@
         </w:rPr>
         <w:t>إِذَا نَذَرْتَ نَذْرًا للهِ فَلاَ تَتَأَخَّرْ عَنِ الْوَفَاءِ بِهِ: هذا في الواقع اقتباس مباشر من الشريعة (</w:t>
       </w:r>
-      <w:hyperlink r:id="rId76">
-        <w:r>
-          <w:rPr>
-            <w:rtl/>
-            <w:cs/>
-            <w:lang w:val="ar_AE" w:bidi="ar_AE"/>
-          </w:rPr>
-          <w:rPr>
-            <w:color w:val="0000EE"/>
-            <w:u w:val="single"/>
-          </w:rPr>
-          <w:t>تثنية 23:21–23</w:t>
-        </w:r>
-      </w:hyperlink>
+      <w:r>
+        <w:rPr>
+          <w:rtl/>
+          <w:cs/>
+          <w:lang w:val="ar_AE" w:bidi="ar_AE"/>
+        </w:rPr>
+        <w:t>تثنية 23:21–23</w:t>
+      </w:r>
       <w:r>
         <w:rPr>
           <w:rtl/>
@@ -5647,20 +5239,14 @@
         </w:rPr>
         <w:t xml:space="preserve">؛ انظر أيضًا </w:t>
       </w:r>
-      <w:hyperlink r:id="rId77">
-        <w:r>
-          <w:rPr>
-            <w:rtl/>
-            <w:cs/>
-            <w:lang w:val="ar_AE" w:bidi="ar_AE"/>
-          </w:rPr>
-          <w:rPr>
-            <w:color w:val="0000EE"/>
-            <w:u w:val="single"/>
-          </w:rPr>
-          <w:t>أمثال 12:22</w:t>
-        </w:r>
-      </w:hyperlink>
+      <w:r>
+        <w:rPr>
+          <w:rtl/>
+          <w:cs/>
+          <w:lang w:val="ar_AE" w:bidi="ar_AE"/>
+        </w:rPr>
+        <w:t>أمثال 12:22</w:t>
+      </w:r>
       <w:r>
         <w:rPr>
           <w:rtl/>
@@ -5669,20 +5255,14 @@
         </w:rPr>
         <w:t xml:space="preserve">؛ </w:t>
       </w:r>
-      <w:hyperlink r:id="rId78">
-        <w:r>
-          <w:rPr>
-            <w:rtl/>
-            <w:cs/>
-            <w:lang w:val="ar_AE" w:bidi="ar_AE"/>
-          </w:rPr>
-          <w:rPr>
-            <w:color w:val="0000EE"/>
-            <w:u w:val="single"/>
-          </w:rPr>
-          <w:t>20:25</w:t>
-        </w:r>
-      </w:hyperlink>
+      <w:r>
+        <w:rPr>
+          <w:rtl/>
+          <w:cs/>
+          <w:lang w:val="ar_AE" w:bidi="ar_AE"/>
+        </w:rPr>
+        <w:t>20:25</w:t>
+      </w:r>
       <w:r>
         <w:rPr>
           <w:rtl/>
@@ -5758,20 +5338,14 @@
         </w:rPr>
         <w:t xml:space="preserve">اخْشَ اللهَ: إن مخافة الله هي أساس الكلمات الجديرة بالاهتمام والأنشطة المفيدة (انظر </w:t>
       </w:r>
-      <w:hyperlink r:id="rId79">
-        <w:r>
-          <w:rPr>
-            <w:rtl/>
-            <w:cs/>
-            <w:lang w:val="ar_AE" w:bidi="ar_AE"/>
-          </w:rPr>
-          <w:rPr>
-            <w:color w:val="0000EE"/>
-            <w:u w:val="single"/>
-          </w:rPr>
-          <w:t>12:1</w:t>
-        </w:r>
-      </w:hyperlink>
+      <w:r>
+        <w:rPr>
+          <w:rtl/>
+          <w:cs/>
+          <w:lang w:val="ar_AE" w:bidi="ar_AE"/>
+        </w:rPr>
+        <w:t>12:1</w:t>
+      </w:r>
       <w:r>
         <w:rPr>
           <w:rtl/>
@@ -5780,20 +5354,14 @@
         </w:rPr>
         <w:t xml:space="preserve">؛ </w:t>
       </w:r>
-      <w:hyperlink r:id="rId80">
-        <w:r>
-          <w:rPr>
-            <w:rtl/>
-            <w:cs/>
-            <w:lang w:val="ar_AE" w:bidi="ar_AE"/>
-          </w:rPr>
-          <w:rPr>
-            <w:color w:val="0000EE"/>
-            <w:u w:val="single"/>
-          </w:rPr>
-          <w:t>الأمثال 1:7</w:t>
-        </w:r>
-      </w:hyperlink>
+      <w:r>
+        <w:rPr>
+          <w:rtl/>
+          <w:cs/>
+          <w:lang w:val="ar_AE" w:bidi="ar_AE"/>
+        </w:rPr>
+        <w:t>الأمثال 1:7</w:t>
+      </w:r>
       <w:r>
         <w:rPr>
           <w:rtl/>
@@ -5886,20 +5454,14 @@
         </w:rPr>
         <w:t xml:space="preserve"> تفهم ترجمة NLT هذه الآيات على أنها تشير إلى أن البيروقراطية تجلب الظلم بدلًا من العدالة، وصولًا إلى الملك (انظر أيضًا </w:t>
       </w:r>
-      <w:hyperlink r:id="rId81">
-        <w:r>
-          <w:rPr>
-            <w:rtl/>
-            <w:cs/>
-            <w:lang w:val="ar_AE" w:bidi="ar_AE"/>
-          </w:rPr>
-          <w:rPr>
-            <w:color w:val="0000EE"/>
-            <w:u w:val="single"/>
-          </w:rPr>
-          <w:t>1 صموئيل 8:11–18</w:t>
-        </w:r>
-      </w:hyperlink>
+      <w:r>
+        <w:rPr>
+          <w:rtl/>
+          <w:cs/>
+          <w:lang w:val="ar_AE" w:bidi="ar_AE"/>
+        </w:rPr>
+        <w:t>1 صموئيل 8:11–18</w:t>
+      </w:r>
       <w:r>
         <w:rPr>
           <w:rtl/>
@@ -6042,20 +5604,14 @@
         </w:rPr>
         <w:t>الأشخاص الذين يعملون بجد ينامون جيدًا (نَوْمُ الْمُشْتَغِلِ حُلْوٌ): العمل الجاد والاعتدال يشكلان معادلة لحياة هادئة ومنتجة. السعي وراء الثروة يُسبب قلقًا لا داعي له (</w:t>
       </w:r>
-      <w:hyperlink r:id="rId82">
-        <w:r>
-          <w:rPr>
-            <w:rtl/>
-            <w:cs/>
-            <w:lang w:val="ar_AE" w:bidi="ar_AE"/>
-          </w:rPr>
-          <w:rPr>
-            <w:color w:val="0000EE"/>
-            <w:u w:val="single"/>
-          </w:rPr>
-          <w:t>5:3</w:t>
-        </w:r>
-      </w:hyperlink>
+      <w:r>
+        <w:rPr>
+          <w:rtl/>
+          <w:cs/>
+          <w:lang w:val="ar_AE" w:bidi="ar_AE"/>
+        </w:rPr>
+        <w:t>5:3</w:t>
+      </w:r>
       <w:r>
         <w:rPr>
           <w:rtl/>
@@ -6373,20 +5929,14 @@
         </w:rPr>
         <w:t xml:space="preserve">هذا المثل عن "الرجل البائس" يشبه الآيات في </w:t>
       </w:r>
-      <w:hyperlink r:id="rId83">
-        <w:r>
-          <w:rPr>
-            <w:rtl/>
-            <w:cs/>
-            <w:lang w:val="ar_AE" w:bidi="ar_AE"/>
-          </w:rPr>
-          <w:rPr>
-            <w:color w:val="0000EE"/>
-            <w:u w:val="single"/>
-          </w:rPr>
-          <w:t>4:7–8</w:t>
-        </w:r>
-      </w:hyperlink>
+      <w:r>
+        <w:rPr>
+          <w:rtl/>
+          <w:cs/>
+          <w:lang w:val="ar_AE" w:bidi="ar_AE"/>
+        </w:rPr>
+        <w:t>4:7–8</w:t>
+      </w:r>
       <w:r>
         <w:rPr>
           <w:rtl/>
@@ -6395,20 +5945,14 @@
         </w:rPr>
         <w:t xml:space="preserve"> و</w:t>
       </w:r>
-      <w:hyperlink r:id="rId84">
-        <w:r>
-          <w:rPr>
-            <w:rtl/>
-            <w:cs/>
-            <w:lang w:val="ar_AE" w:bidi="ar_AE"/>
-          </w:rPr>
-          <w:rPr>
-            <w:color w:val="0000EE"/>
-            <w:u w:val="single"/>
-          </w:rPr>
-          <w:t>5:13–17</w:t>
-        </w:r>
-      </w:hyperlink>
+      <w:r>
+        <w:rPr>
+          <w:rtl/>
+          <w:cs/>
+          <w:lang w:val="ar_AE" w:bidi="ar_AE"/>
+        </w:rPr>
+        <w:t>5:13–17</w:t>
+      </w:r>
       <w:r>
         <w:rPr>
           <w:rtl/>
@@ -6575,20 +6119,14 @@
         </w:rPr>
         <w:t xml:space="preserve">يبدو أن الناس لا يكتفون أبدًا بما لديهم، مهما كان كثيرًا (انظر </w:t>
       </w:r>
-      <w:hyperlink r:id="rId85">
-        <w:r>
-          <w:rPr>
-            <w:rtl/>
-            <w:cs/>
-            <w:lang w:val="ar_AE" w:bidi="ar_AE"/>
-          </w:rPr>
-          <w:rPr>
-            <w:color w:val="0000EE"/>
-            <w:u w:val="single"/>
-          </w:rPr>
-          <w:t>5:10</w:t>
-        </w:r>
-      </w:hyperlink>
+      <w:r>
+        <w:rPr>
+          <w:rtl/>
+          <w:cs/>
+          <w:lang w:val="ar_AE" w:bidi="ar_AE"/>
+        </w:rPr>
+        <w:t>5:10</w:t>
+      </w:r>
       <w:r>
         <w:rPr>
           <w:rtl/>
@@ -6731,20 +6269,14 @@
         </w:rPr>
         <w:t xml:space="preserve">كل شيء قد تم تحديده بالفعل: انظر </w:t>
       </w:r>
-      <w:hyperlink r:id="rId86">
-        <w:r>
-          <w:rPr>
-            <w:rtl/>
-            <w:cs/>
-            <w:lang w:val="ar_AE" w:bidi="ar_AE"/>
-          </w:rPr>
-          <w:rPr>
-            <w:color w:val="0000EE"/>
-            <w:u w:val="single"/>
-          </w:rPr>
-          <w:t>رومية 8:29</w:t>
-        </w:r>
-      </w:hyperlink>
+      <w:r>
+        <w:rPr>
+          <w:rtl/>
+          <w:cs/>
+          <w:lang w:val="ar_AE" w:bidi="ar_AE"/>
+        </w:rPr>
+        <w:t>رومية 8:29</w:t>
+      </w:r>
       <w:r>
         <w:rPr>
           <w:rtl/>
@@ -6753,20 +6285,14 @@
         </w:rPr>
         <w:t xml:space="preserve">؛ </w:t>
       </w:r>
-      <w:hyperlink r:id="rId87">
-        <w:r>
-          <w:rPr>
-            <w:rtl/>
-            <w:cs/>
-            <w:lang w:val="ar_AE" w:bidi="ar_AE"/>
-          </w:rPr>
-          <w:rPr>
-            <w:color w:val="0000EE"/>
-            <w:u w:val="single"/>
-          </w:rPr>
-          <w:t>أفسس 1:5</w:t>
-        </w:r>
-      </w:hyperlink>
+      <w:r>
+        <w:rPr>
+          <w:rtl/>
+          <w:cs/>
+          <w:lang w:val="ar_AE" w:bidi="ar_AE"/>
+        </w:rPr>
+        <w:t>أفسس 1:5</w:t>
+      </w:r>
       <w:r>
         <w:rPr>
           <w:rtl/>
@@ -6775,20 +6301,14 @@
         </w:rPr>
         <w:t xml:space="preserve">، </w:t>
       </w:r>
-      <w:hyperlink r:id="rId88">
-        <w:r>
-          <w:rPr>
-            <w:rtl/>
-            <w:cs/>
-            <w:lang w:val="ar_AE" w:bidi="ar_AE"/>
-          </w:rPr>
-          <w:rPr>
-            <w:color w:val="0000EE"/>
-            <w:u w:val="single"/>
-          </w:rPr>
-          <w:t>11</w:t>
-        </w:r>
-      </w:hyperlink>
+      <w:r>
+        <w:rPr>
+          <w:rtl/>
+          <w:cs/>
+          <w:lang w:val="ar_AE" w:bidi="ar_AE"/>
+        </w:rPr>
+        <w:t>11</w:t>
+      </w:r>
       <w:r>
         <w:rPr>
           <w:rtl/>
@@ -6797,20 +6317,14 @@
         </w:rPr>
         <w:t xml:space="preserve">. • كان معروفًا منذ زمن بعيد ما سيكون عليه كل شخص (الَّذِي كَانَ فَقَدْ دُعِيَ بِاسْمٍ مُنْذُ زَمَانٍ): انظر </w:t>
       </w:r>
-      <w:hyperlink r:id="rId89">
-        <w:r>
-          <w:rPr>
-            <w:rtl/>
-            <w:cs/>
-            <w:lang w:val="ar_AE" w:bidi="ar_AE"/>
-          </w:rPr>
-          <w:rPr>
-            <w:color w:val="0000EE"/>
-            <w:u w:val="single"/>
-          </w:rPr>
-          <w:t>مزمور 139:15–16</w:t>
-        </w:r>
-      </w:hyperlink>
+      <w:r>
+        <w:rPr>
+          <w:rtl/>
+          <w:cs/>
+          <w:lang w:val="ar_AE" w:bidi="ar_AE"/>
+        </w:rPr>
+        <w:t>مزمور 139:15–16</w:t>
+      </w:r>
       <w:r>
         <w:rPr>
           <w:rtl/>
@@ -6819,20 +6333,14 @@
         </w:rPr>
         <w:t xml:space="preserve">. • لا فائدة من الجدال مع الله حول مصيرك (وَلاَ يَسْتَطِيعُ أَنْ يُخَاصِمَ مَنْ هُوَ أَقْوَى مِنْهُ): انظر </w:t>
       </w:r>
-      <w:hyperlink r:id="rId90">
-        <w:r>
-          <w:rPr>
-            <w:rtl/>
-            <w:cs/>
-            <w:lang w:val="ar_AE" w:bidi="ar_AE"/>
-          </w:rPr>
-          <w:rPr>
-            <w:color w:val="0000EE"/>
-            <w:u w:val="single"/>
-          </w:rPr>
-          <w:t>رومية 9:20–24</w:t>
-        </w:r>
-      </w:hyperlink>
+      <w:r>
+        <w:rPr>
+          <w:rtl/>
+          <w:cs/>
+          <w:lang w:val="ar_AE" w:bidi="ar_AE"/>
+        </w:rPr>
+        <w:t>رومية 9:20–24</w:t>
+      </w:r>
       <w:r>
         <w:rPr>
           <w:rtl/>
@@ -6975,20 +6483,14 @@
         </w:rPr>
         <w:t xml:space="preserve">كلما زادت الكلمات … قلت معانيها (لأَنَّهُ تُوجَدُ أُمُورٌ كَثِيرَةٌ تَزِيدُ الْبَاطِلَ): قارن </w:t>
       </w:r>
-      <w:hyperlink r:id="rId75">
-        <w:r>
-          <w:rPr>
-            <w:rtl/>
-            <w:cs/>
-            <w:lang w:val="ar_AE" w:bidi="ar_AE"/>
-          </w:rPr>
-          <w:rPr>
-            <w:color w:val="0000EE"/>
-            <w:u w:val="single"/>
-          </w:rPr>
-          <w:t>أمثال 10:19</w:t>
-        </w:r>
-      </w:hyperlink>
+      <w:r>
+        <w:rPr>
+          <w:rtl/>
+          <w:cs/>
+          <w:lang w:val="ar_AE" w:bidi="ar_AE"/>
+        </w:rPr>
+        <w:t>أمثال 10:19</w:t>
+      </w:r>
       <w:r>
         <w:rPr>
           <w:rtl/>
@@ -6997,20 +6499,14 @@
         </w:rPr>
         <w:t xml:space="preserve">؛ </w:t>
       </w:r>
-      <w:hyperlink r:id="rId91">
-        <w:r>
-          <w:rPr>
-            <w:rtl/>
-            <w:cs/>
-            <w:lang w:val="ar_AE" w:bidi="ar_AE"/>
-          </w:rPr>
-          <w:rPr>
-            <w:color w:val="0000EE"/>
-            <w:u w:val="single"/>
-          </w:rPr>
-          <w:t>17:28</w:t>
-        </w:r>
-      </w:hyperlink>
+      <w:r>
+        <w:rPr>
+          <w:rtl/>
+          <w:cs/>
+          <w:lang w:val="ar_AE" w:bidi="ar_AE"/>
+        </w:rPr>
+        <w:t>17:28</w:t>
+      </w:r>
       <w:r>
         <w:rPr>
           <w:rtl/>
@@ -7086,20 +6582,14 @@
         </w:rPr>
         <w:t>مَنْ يَعْرِفُ؟ مَنْ يُخْبِرُ؟ لقد تمت الإجابة على هذه الأسئلة بالفعل. يمكننا أن نقضي أيامنا بشكل أفضل عن طريق العيش بحكمة والاستمتاع بعملنا وعطايا الله (</w:t>
       </w:r>
-      <w:hyperlink r:id="rId92">
-        <w:r>
-          <w:rPr>
-            <w:rtl/>
-            <w:cs/>
-            <w:lang w:val="ar_AE" w:bidi="ar_AE"/>
-          </w:rPr>
-          <w:rPr>
-            <w:color w:val="0000EE"/>
-            <w:u w:val="single"/>
-          </w:rPr>
-          <w:t>2:13–14</w:t>
-        </w:r>
-      </w:hyperlink>
+      <w:r>
+        <w:rPr>
+          <w:rtl/>
+          <w:cs/>
+          <w:lang w:val="ar_AE" w:bidi="ar_AE"/>
+        </w:rPr>
+        <w:t>2:13–14</w:t>
+      </w:r>
       <w:r>
         <w:rPr>
           <w:rtl/>
@@ -7108,20 +6598,14 @@
         </w:rPr>
         <w:t xml:space="preserve">، </w:t>
       </w:r>
-      <w:hyperlink r:id="rId63">
-        <w:r>
-          <w:rPr>
-            <w:rtl/>
-            <w:cs/>
-            <w:lang w:val="ar_AE" w:bidi="ar_AE"/>
-          </w:rPr>
-          <w:rPr>
-            <w:color w:val="0000EE"/>
-            <w:u w:val="single"/>
-          </w:rPr>
-          <w:t>24</w:t>
-        </w:r>
-      </w:hyperlink>
+      <w:r>
+        <w:rPr>
+          <w:rtl/>
+          <w:cs/>
+          <w:lang w:val="ar_AE" w:bidi="ar_AE"/>
+        </w:rPr>
+        <w:t>24</w:t>
+      </w:r>
       <w:r>
         <w:rPr>
           <w:rtl/>
@@ -7130,20 +6614,14 @@
         </w:rPr>
         <w:t xml:space="preserve">؛ </w:t>
       </w:r>
-      <w:hyperlink r:id="rId93">
-        <w:r>
-          <w:rPr>
-            <w:rtl/>
-            <w:cs/>
-            <w:lang w:val="ar_AE" w:bidi="ar_AE"/>
-          </w:rPr>
-          <w:rPr>
-            <w:color w:val="0000EE"/>
-            <w:u w:val="single"/>
-          </w:rPr>
-          <w:t>3:22</w:t>
-        </w:r>
-      </w:hyperlink>
+      <w:r>
+        <w:rPr>
+          <w:rtl/>
+          <w:cs/>
+          <w:lang w:val="ar_AE" w:bidi="ar_AE"/>
+        </w:rPr>
+        <w:t>3:22</w:t>
+      </w:r>
       <w:r>
         <w:rPr>
           <w:rtl/>
@@ -7152,20 +6630,14 @@
         </w:rPr>
         <w:t xml:space="preserve">؛ </w:t>
       </w:r>
-      <w:hyperlink r:id="rId94">
-        <w:r>
-          <w:rPr>
-            <w:rtl/>
-            <w:cs/>
-            <w:lang w:val="ar_AE" w:bidi="ar_AE"/>
-          </w:rPr>
-          <w:rPr>
-            <w:color w:val="0000EE"/>
-            <w:u w:val="single"/>
-          </w:rPr>
-          <w:t>5:18</w:t>
-        </w:r>
-      </w:hyperlink>
+      <w:r>
+        <w:rPr>
+          <w:rtl/>
+          <w:cs/>
+          <w:lang w:val="ar_AE" w:bidi="ar_AE"/>
+        </w:rPr>
+        <w:t>5:18</w:t>
+      </w:r>
       <w:r>
         <w:rPr>
           <w:rtl/>
@@ -7174,20 +6646,14 @@
         </w:rPr>
         <w:t>). ما سيحدث على هذه الأرض هو ما حدث بالفعل (</w:t>
       </w:r>
-      <w:hyperlink r:id="rId95">
-        <w:r>
-          <w:rPr>
-            <w:rtl/>
-            <w:cs/>
-            <w:lang w:val="ar_AE" w:bidi="ar_AE"/>
-          </w:rPr>
-          <w:rPr>
-            <w:color w:val="0000EE"/>
-            <w:u w:val="single"/>
-          </w:rPr>
-          <w:t>1:9</w:t>
-        </w:r>
-      </w:hyperlink>
+      <w:r>
+        <w:rPr>
+          <w:rtl/>
+          <w:cs/>
+          <w:lang w:val="ar_AE" w:bidi="ar_AE"/>
+        </w:rPr>
+        <w:t>1:9</w:t>
+      </w:r>
       <w:r>
         <w:rPr>
           <w:rtl/>
@@ -7196,20 +6662,14 @@
         </w:rPr>
         <w:t xml:space="preserve">، </w:t>
       </w:r>
-      <w:hyperlink r:id="rId96">
-        <w:r>
-          <w:rPr>
-            <w:rtl/>
-            <w:cs/>
-            <w:lang w:val="ar_AE" w:bidi="ar_AE"/>
-          </w:rPr>
-          <w:rPr>
-            <w:color w:val="0000EE"/>
-            <w:u w:val="single"/>
-          </w:rPr>
-          <w:t>10</w:t>
-        </w:r>
-      </w:hyperlink>
+      <w:r>
+        <w:rPr>
+          <w:rtl/>
+          <w:cs/>
+          <w:lang w:val="ar_AE" w:bidi="ar_AE"/>
+        </w:rPr>
+        <w:t>10</w:t>
+      </w:r>
       <w:r>
         <w:rPr>
           <w:rtl/>
@@ -7218,20 +6678,14 @@
         </w:rPr>
         <w:t xml:space="preserve">؛ </w:t>
       </w:r>
-      <w:hyperlink r:id="rId97">
-        <w:r>
-          <w:rPr>
-            <w:rtl/>
-            <w:cs/>
-            <w:lang w:val="ar_AE" w:bidi="ar_AE"/>
-          </w:rPr>
-          <w:rPr>
-            <w:color w:val="0000EE"/>
-            <w:u w:val="single"/>
-          </w:rPr>
-          <w:t>3:15</w:t>
-        </w:r>
-      </w:hyperlink>
+      <w:r>
+        <w:rPr>
+          <w:rtl/>
+          <w:cs/>
+          <w:lang w:val="ar_AE" w:bidi="ar_AE"/>
+        </w:rPr>
+        <w:t>3:15</w:t>
+      </w:r>
       <w:r>
         <w:rPr>
           <w:rtl/>
@@ -7240,20 +6694,14 @@
         </w:rPr>
         <w:t xml:space="preserve">). • كَالظِّلِّ: قارن </w:t>
       </w:r>
-      <w:hyperlink r:id="rId98">
-        <w:r>
-          <w:rPr>
-            <w:rtl/>
-            <w:cs/>
-            <w:lang w:val="ar_AE" w:bidi="ar_AE"/>
-          </w:rPr>
-          <w:rPr>
-            <w:color w:val="0000EE"/>
-            <w:u w:val="single"/>
-          </w:rPr>
-          <w:t>مزامير 39:4–6</w:t>
-        </w:r>
-      </w:hyperlink>
+      <w:r>
+        <w:rPr>
+          <w:rtl/>
+          <w:cs/>
+          <w:lang w:val="ar_AE" w:bidi="ar_AE"/>
+        </w:rPr>
+        <w:t>مزامير 39:4–6</w:t>
+      </w:r>
       <w:r>
         <w:rPr>
           <w:rtl/>
@@ -7262,20 +6710,14 @@
         </w:rPr>
         <w:t xml:space="preserve">؛ </w:t>
       </w:r>
-      <w:hyperlink r:id="rId99">
-        <w:r>
-          <w:rPr>
-            <w:rtl/>
-            <w:cs/>
-            <w:lang w:val="ar_AE" w:bidi="ar_AE"/>
-          </w:rPr>
-          <w:rPr>
-            <w:color w:val="0000EE"/>
-            <w:u w:val="single"/>
-          </w:rPr>
-          <w:t>90:3–6</w:t>
-        </w:r>
-      </w:hyperlink>
+      <w:r>
+        <w:rPr>
+          <w:rtl/>
+          <w:cs/>
+          <w:lang w:val="ar_AE" w:bidi="ar_AE"/>
+        </w:rPr>
+        <w:t>90:3–6</w:t>
+      </w:r>
       <w:r>
         <w:rPr>
           <w:rtl/>
@@ -7284,20 +6726,14 @@
         </w:rPr>
         <w:t xml:space="preserve">، </w:t>
       </w:r>
-      <w:hyperlink r:id="rId100">
-        <w:r>
-          <w:rPr>
-            <w:rtl/>
-            <w:cs/>
-            <w:lang w:val="ar_AE" w:bidi="ar_AE"/>
-          </w:rPr>
-          <w:rPr>
-            <w:color w:val="0000EE"/>
-            <w:u w:val="single"/>
-          </w:rPr>
-          <w:t>10–12</w:t>
-        </w:r>
-      </w:hyperlink>
+      <w:r>
+        <w:rPr>
+          <w:rtl/>
+          <w:cs/>
+          <w:lang w:val="ar_AE" w:bidi="ar_AE"/>
+        </w:rPr>
+        <w:t>10–12</w:t>
+      </w:r>
       <w:r>
         <w:rPr>
           <w:rtl/>
@@ -7306,20 +6742,14 @@
         </w:rPr>
         <w:t xml:space="preserve">؛ </w:t>
       </w:r>
-      <w:hyperlink r:id="rId101">
-        <w:r>
-          <w:rPr>
-            <w:rtl/>
-            <w:cs/>
-            <w:lang w:val="ar_AE" w:bidi="ar_AE"/>
-          </w:rPr>
-          <w:rPr>
-            <w:color w:val="0000EE"/>
-            <w:u w:val="single"/>
-          </w:rPr>
-          <w:t>109:23</w:t>
-        </w:r>
-      </w:hyperlink>
+      <w:r>
+        <w:rPr>
+          <w:rtl/>
+          <w:cs/>
+          <w:lang w:val="ar_AE" w:bidi="ar_AE"/>
+        </w:rPr>
+        <w:t>109:23</w:t>
+      </w:r>
       <w:r>
         <w:rPr>
           <w:rtl/>
@@ -7328,20 +6758,14 @@
         </w:rPr>
         <w:t xml:space="preserve">؛ </w:t>
       </w:r>
-      <w:hyperlink r:id="rId102">
-        <w:r>
-          <w:rPr>
-            <w:rtl/>
-            <w:cs/>
-            <w:lang w:val="ar_AE" w:bidi="ar_AE"/>
-          </w:rPr>
-          <w:rPr>
-            <w:color w:val="0000EE"/>
-            <w:u w:val="single"/>
-          </w:rPr>
-          <w:t>144:4</w:t>
-        </w:r>
-      </w:hyperlink>
+      <w:r>
+        <w:rPr>
+          <w:rtl/>
+          <w:cs/>
+          <w:lang w:val="ar_AE" w:bidi="ar_AE"/>
+        </w:rPr>
+        <w:t>144:4</w:t>
+      </w:r>
       <w:r>
         <w:rPr>
           <w:rtl/>
@@ -7417,20 +6841,14 @@
         </w:rPr>
         <w:t>الجهد المبذول في السعي وراء الكماليات مثل العطر كثير الثمن يُفضل أن يُنفق في السعي أن تكون معروفًا بالحكمة والبر (</w:t>
       </w:r>
-      <w:hyperlink r:id="rId103">
-        <w:r>
-          <w:rPr>
-            <w:rtl/>
-            <w:cs/>
-            <w:lang w:val="ar_AE" w:bidi="ar_AE"/>
-          </w:rPr>
-          <w:rPr>
-            <w:color w:val="0000EE"/>
-            <w:u w:val="single"/>
-          </w:rPr>
-          <w:t>أمثال 22:1</w:t>
-        </w:r>
-      </w:hyperlink>
+      <w:r>
+        <w:rPr>
+          <w:rtl/>
+          <w:cs/>
+          <w:lang w:val="ar_AE" w:bidi="ar_AE"/>
+        </w:rPr>
+        <w:t>أمثال 22:1</w:t>
+      </w:r>
       <w:r>
         <w:rPr>
           <w:rtl/>
@@ -7439,20 +6857,14 @@
         </w:rPr>
         <w:t xml:space="preserve">؛ </w:t>
       </w:r>
-      <w:hyperlink r:id="rId104">
-        <w:r>
-          <w:rPr>
-            <w:rtl/>
-            <w:cs/>
-            <w:lang w:val="ar_AE" w:bidi="ar_AE"/>
-          </w:rPr>
-          <w:rPr>
-            <w:color w:val="0000EE"/>
-            <w:u w:val="single"/>
-          </w:rPr>
-          <w:t>28:6</w:t>
-        </w:r>
-      </w:hyperlink>
+      <w:r>
+        <w:rPr>
+          <w:rtl/>
+          <w:cs/>
+          <w:lang w:val="ar_AE" w:bidi="ar_AE"/>
+        </w:rPr>
+        <w:t>28:6</w:t>
+      </w:r>
       <w:r>
         <w:rPr>
           <w:rtl/>
@@ -7461,20 +6873,14 @@
         </w:rPr>
         <w:t>). • وَيَوْمُ الْمَمَاتِ خَيْرٌ مِنْ يَوْمِ الْوِلاَدَةِ: هناك شعور بالارتياح عندما تنتهي متاعب الحياة. إن صعوبات الحياة قد تجعل الإنسان يتطلع إلى سلام الموت (</w:t>
       </w:r>
-      <w:hyperlink r:id="rId44">
-        <w:r>
-          <w:rPr>
-            <w:rtl/>
-            <w:cs/>
-            <w:lang w:val="ar_AE" w:bidi="ar_AE"/>
-          </w:rPr>
-          <w:rPr>
-            <w:color w:val="0000EE"/>
-            <w:u w:val="single"/>
-          </w:rPr>
-          <w:t>جامعة 1:18</w:t>
-        </w:r>
-      </w:hyperlink>
+      <w:r>
+        <w:rPr>
+          <w:rtl/>
+          <w:cs/>
+          <w:lang w:val="ar_AE" w:bidi="ar_AE"/>
+        </w:rPr>
+        <w:t>جامعة 1:18</w:t>
+      </w:r>
       <w:r>
         <w:rPr>
           <w:rtl/>
@@ -7483,20 +6889,14 @@
         </w:rPr>
         <w:t xml:space="preserve">؛ </w:t>
       </w:r>
-      <w:hyperlink r:id="rId105">
-        <w:r>
-          <w:rPr>
-            <w:rtl/>
-            <w:cs/>
-            <w:lang w:val="ar_AE" w:bidi="ar_AE"/>
-          </w:rPr>
-          <w:rPr>
-            <w:color w:val="0000EE"/>
-            <w:u w:val="single"/>
-          </w:rPr>
-          <w:t>2:22</w:t>
-        </w:r>
-      </w:hyperlink>
+      <w:r>
+        <w:rPr>
+          <w:rtl/>
+          <w:cs/>
+          <w:lang w:val="ar_AE" w:bidi="ar_AE"/>
+        </w:rPr>
+        <w:t>2:22</w:t>
+      </w:r>
       <w:r>
         <w:rPr>
           <w:rtl/>
@@ -7505,20 +6905,14 @@
         </w:rPr>
         <w:t xml:space="preserve">؛ </w:t>
       </w:r>
-      <w:hyperlink r:id="rId106">
-        <w:r>
-          <w:rPr>
-            <w:rtl/>
-            <w:cs/>
-            <w:lang w:val="ar_AE" w:bidi="ar_AE"/>
-          </w:rPr>
-          <w:rPr>
-            <w:color w:val="0000EE"/>
-            <w:u w:val="single"/>
-          </w:rPr>
-          <w:t>4:2–3</w:t>
-        </w:r>
-      </w:hyperlink>
+      <w:r>
+        <w:rPr>
+          <w:rtl/>
+          <w:cs/>
+          <w:lang w:val="ar_AE" w:bidi="ar_AE"/>
+        </w:rPr>
+        <w:t>4:2–3</w:t>
+      </w:r>
       <w:r>
         <w:rPr>
           <w:rtl/>
@@ -7527,20 +6921,14 @@
         </w:rPr>
         <w:t xml:space="preserve">؛ </w:t>
       </w:r>
-      <w:hyperlink r:id="rId79">
-        <w:r>
-          <w:rPr>
-            <w:rtl/>
-            <w:cs/>
-            <w:lang w:val="ar_AE" w:bidi="ar_AE"/>
-          </w:rPr>
-          <w:rPr>
-            <w:color w:val="0000EE"/>
-            <w:u w:val="single"/>
-          </w:rPr>
-          <w:t>12:1</w:t>
-        </w:r>
-      </w:hyperlink>
+      <w:r>
+        <w:rPr>
+          <w:rtl/>
+          <w:cs/>
+          <w:lang w:val="ar_AE" w:bidi="ar_AE"/>
+        </w:rPr>
+        <w:t>12:1</w:t>
+      </w:r>
       <w:r>
         <w:rPr>
           <w:rtl/>
@@ -7683,20 +7071,14 @@
         </w:rPr>
         <w:t xml:space="preserve">الاحتفال الطائش يُعدّ حماقة عندما تستدعي الحكمة التحلي بالرصانة في مواجهة الموت (انظر أيضًا </w:t>
       </w:r>
-      <w:hyperlink r:id="rId107">
-        <w:r>
-          <w:rPr>
-            <w:rtl/>
-            <w:cs/>
-            <w:lang w:val="ar_AE" w:bidi="ar_AE"/>
-          </w:rPr>
-          <w:rPr>
-            <w:color w:val="0000EE"/>
-            <w:u w:val="single"/>
-          </w:rPr>
-          <w:t>2:12–13</w:t>
-        </w:r>
-      </w:hyperlink>
+      <w:r>
+        <w:rPr>
+          <w:rtl/>
+          <w:cs/>
+          <w:lang w:val="ar_AE" w:bidi="ar_AE"/>
+        </w:rPr>
+        <w:t>2:12–13</w:t>
+      </w:r>
       <w:r>
         <w:rPr>
           <w:rtl/>
@@ -7772,20 +7154,14 @@
         </w:rPr>
         <w:t xml:space="preserve"> يُصْلَحُ: إن التفكير بتعقل في الموت يقودنا إلى رؤية شدة لعنة الله على الخطية، ويقنعنا بضرورة الاستمتاع بالحياة بحكمة (</w:t>
       </w:r>
-      <w:hyperlink r:id="rId108">
-        <w:r>
-          <w:rPr>
-            <w:rtl/>
-            <w:cs/>
-            <w:lang w:val="ar_AE" w:bidi="ar_AE"/>
-          </w:rPr>
-          <w:rPr>
-            <w:color w:val="0000EE"/>
-            <w:u w:val="single"/>
-          </w:rPr>
-          <w:t>9:10</w:t>
-        </w:r>
-      </w:hyperlink>
+      <w:r>
+        <w:rPr>
+          <w:rtl/>
+          <w:cs/>
+          <w:lang w:val="ar_AE" w:bidi="ar_AE"/>
+        </w:rPr>
+        <w:t>9:10</w:t>
+      </w:r>
       <w:r>
         <w:rPr>
           <w:rtl/>
@@ -7861,20 +7237,14 @@
         </w:rPr>
         <w:t>إن مدح الأحمق والاستمتاع بضحك الأحمق أمر قصير الأجل ولا قيمة له. إن الانتقاد من شخص حكيم يمكن أن يؤدي إلى مكاسب حقيقية (</w:t>
       </w:r>
-      <w:hyperlink r:id="rId109">
-        <w:r>
-          <w:rPr>
-            <w:rtl/>
-            <w:cs/>
-            <w:lang w:val="ar_AE" w:bidi="ar_AE"/>
-          </w:rPr>
-          <w:rPr>
-            <w:color w:val="0000EE"/>
-            <w:u w:val="single"/>
-          </w:rPr>
-          <w:t>أمثال 17:10</w:t>
-        </w:r>
-      </w:hyperlink>
+      <w:r>
+        <w:rPr>
+          <w:rtl/>
+          <w:cs/>
+          <w:lang w:val="ar_AE" w:bidi="ar_AE"/>
+        </w:rPr>
+        <w:t>أمثال 17:10</w:t>
+      </w:r>
       <w:r>
         <w:rPr>
           <w:rtl/>
@@ -8017,20 +7387,14 @@
         </w:rPr>
         <w:t xml:space="preserve">إن الغضب يَصِفَك بالجاهل (الْغَضَبَ يَسْتَقِرُّ فِي حِضْنِ الْجُهَّالِ): قارن </w:t>
       </w:r>
-      <w:hyperlink r:id="rId110">
-        <w:r>
-          <w:rPr>
-            <w:rtl/>
-            <w:cs/>
-            <w:lang w:val="ar_AE" w:bidi="ar_AE"/>
-          </w:rPr>
-          <w:rPr>
-            <w:color w:val="0000EE"/>
-            <w:u w:val="single"/>
-          </w:rPr>
-          <w:t>أمثال 14:29</w:t>
-        </w:r>
-      </w:hyperlink>
+      <w:r>
+        <w:rPr>
+          <w:rtl/>
+          <w:cs/>
+          <w:lang w:val="ar_AE" w:bidi="ar_AE"/>
+        </w:rPr>
+        <w:t>أمثال 14:29</w:t>
+      </w:r>
       <w:r>
         <w:rPr>
           <w:rtl/>
@@ -8039,20 +7403,14 @@
         </w:rPr>
         <w:t xml:space="preserve">؛ </w:t>
       </w:r>
-      <w:hyperlink r:id="rId111">
-        <w:r>
-          <w:rPr>
-            <w:rtl/>
-            <w:cs/>
-            <w:lang w:val="ar_AE" w:bidi="ar_AE"/>
-          </w:rPr>
-          <w:rPr>
-            <w:color w:val="0000EE"/>
-            <w:u w:val="single"/>
-          </w:rPr>
-          <w:t>29:11</w:t>
-        </w:r>
-      </w:hyperlink>
+      <w:r>
+        <w:rPr>
+          <w:rtl/>
+          <w:cs/>
+          <w:lang w:val="ar_AE" w:bidi="ar_AE"/>
+        </w:rPr>
+        <w:t>29:11</w:t>
+      </w:r>
       <w:r>
         <w:rPr>
           <w:rtl/>
@@ -8144,20 +7502,14 @@
         </w:rPr>
         <w:t xml:space="preserve">الحكمة والمال وسائل قوية لتحقيق الفائدة لنا. • لكن الحكمة وحدها يمكنها أن تنقذ حياتك: انظر </w:t>
       </w:r>
-      <w:hyperlink r:id="rId112">
-        <w:r>
-          <w:rPr>
-            <w:rtl/>
-            <w:cs/>
-            <w:lang w:val="ar_AE" w:bidi="ar_AE"/>
-          </w:rPr>
-          <w:rPr>
-            <w:color w:val="0000EE"/>
-            <w:u w:val="single"/>
-          </w:rPr>
-          <w:t>7:17</w:t>
-        </w:r>
-      </w:hyperlink>
+      <w:r>
+        <w:rPr>
+          <w:rtl/>
+          <w:cs/>
+          <w:lang w:val="ar_AE" w:bidi="ar_AE"/>
+        </w:rPr>
+        <w:t>7:17</w:t>
+      </w:r>
       <w:r>
         <w:rPr>
           <w:rtl/>
@@ -8166,20 +7518,14 @@
         </w:rPr>
         <w:t xml:space="preserve">؛ </w:t>
       </w:r>
-      <w:hyperlink r:id="rId113">
-        <w:r>
-          <w:rPr>
-            <w:rtl/>
-            <w:cs/>
-            <w:lang w:val="ar_AE" w:bidi="ar_AE"/>
-          </w:rPr>
-          <w:rPr>
-            <w:color w:val="0000EE"/>
-            <w:u w:val="single"/>
-          </w:rPr>
-          <w:t>أمثال 10:2</w:t>
-        </w:r>
-      </w:hyperlink>
+      <w:r>
+        <w:rPr>
+          <w:rtl/>
+          <w:cs/>
+          <w:lang w:val="ar_AE" w:bidi="ar_AE"/>
+        </w:rPr>
+        <w:t>أمثال 10:2</w:t>
+      </w:r>
       <w:r>
         <w:rPr>
           <w:rtl/>
@@ -8188,20 +7534,14 @@
         </w:rPr>
         <w:t xml:space="preserve">؛ </w:t>
       </w:r>
-      <w:hyperlink r:id="rId114">
-        <w:r>
-          <w:rPr>
-            <w:rtl/>
-            <w:cs/>
-            <w:lang w:val="ar_AE" w:bidi="ar_AE"/>
-          </w:rPr>
-          <w:rPr>
-            <w:color w:val="0000EE"/>
-            <w:u w:val="single"/>
-          </w:rPr>
-          <w:t>11:4</w:t>
-        </w:r>
-      </w:hyperlink>
+      <w:r>
+        <w:rPr>
+          <w:rtl/>
+          <w:cs/>
+          <w:lang w:val="ar_AE" w:bidi="ar_AE"/>
+        </w:rPr>
+        <w:t>11:4</w:t>
+      </w:r>
       <w:r>
         <w:rPr>
           <w:rtl/>
@@ -8344,20 +7684,14 @@
         </w:rPr>
         <w:t xml:space="preserve">التمتع بالازدهار أمر مفيد، لكن مثل هذه النعم زائلة. والشخص الحكيم يقبل يد الله السيادية في كل شيء (قارن </w:t>
       </w:r>
-      <w:hyperlink r:id="rId115">
-        <w:r>
-          <w:rPr>
-            <w:rtl/>
-            <w:cs/>
-            <w:lang w:val="ar_AE" w:bidi="ar_AE"/>
-          </w:rPr>
-          <w:rPr>
-            <w:color w:val="0000EE"/>
-            <w:u w:val="single"/>
-          </w:rPr>
-          <w:t>فيلبي 4:11–13</w:t>
-        </w:r>
-      </w:hyperlink>
+      <w:r>
+        <w:rPr>
+          <w:rtl/>
+          <w:cs/>
+          <w:lang w:val="ar_AE" w:bidi="ar_AE"/>
+        </w:rPr>
+        <w:t>فيلبي 4:11–13</w:t>
+      </w:r>
       <w:r>
         <w:rPr>
           <w:rtl/>
@@ -8500,20 +7834,14 @@
         </w:rPr>
         <w:t xml:space="preserve">لاَ تَكُنْ شِرِّيرًا كَثِيرًا: فقد تؤدي الحماقة الشريرة إلى الموت المُبكر (على سبيل المثال، </w:t>
       </w:r>
-      <w:hyperlink r:id="rId116">
-        <w:r>
-          <w:rPr>
-            <w:rtl/>
-            <w:cs/>
-            <w:lang w:val="ar_AE" w:bidi="ar_AE"/>
-          </w:rPr>
-          <w:rPr>
-            <w:color w:val="0000EE"/>
-            <w:u w:val="single"/>
-          </w:rPr>
-          <w:t>1 صموئيل 25</w:t>
-        </w:r>
-      </w:hyperlink>
+      <w:r>
+        <w:rPr>
+          <w:rtl/>
+          <w:cs/>
+          <w:lang w:val="ar_AE" w:bidi="ar_AE"/>
+        </w:rPr>
+        <w:t>1 صموئيل 25</w:t>
+      </w:r>
       <w:r>
         <w:rPr>
           <w:rtl/>
@@ -8589,20 +7917,14 @@
         </w:rPr>
         <w:t xml:space="preserve">الْحَكِيمَ: على سبيل المثال، انظر إلى </w:t>
       </w:r>
-      <w:hyperlink r:id="rId117">
-        <w:r>
-          <w:rPr>
-            <w:rtl/>
-            <w:cs/>
-            <w:lang w:val="ar_AE" w:bidi="ar_AE"/>
-          </w:rPr>
-          <w:rPr>
-            <w:color w:val="0000EE"/>
-            <w:u w:val="single"/>
-          </w:rPr>
-          <w:t>9:14–15</w:t>
-        </w:r>
-      </w:hyperlink>
+      <w:r>
+        <w:rPr>
+          <w:rtl/>
+          <w:cs/>
+          <w:lang w:val="ar_AE" w:bidi="ar_AE"/>
+        </w:rPr>
+        <w:t>9:14–15</w:t>
+      </w:r>
       <w:r>
         <w:rPr>
           <w:rtl/>
@@ -8611,20 +7933,14 @@
         </w:rPr>
         <w:t xml:space="preserve">؛ </w:t>
       </w:r>
-      <w:hyperlink r:id="rId118">
-        <w:r>
-          <w:rPr>
-            <w:rtl/>
-            <w:cs/>
-            <w:lang w:val="ar_AE" w:bidi="ar_AE"/>
-          </w:rPr>
-          <w:rPr>
-            <w:color w:val="0000EE"/>
-            <w:u w:val="single"/>
-          </w:rPr>
-          <w:t>2 صموئيل 20:15–22</w:t>
-        </w:r>
-      </w:hyperlink>
+      <w:r>
+        <w:rPr>
+          <w:rtl/>
+          <w:cs/>
+          <w:lang w:val="ar_AE" w:bidi="ar_AE"/>
+        </w:rPr>
+        <w:t>2 صموئيل 20:15–22</w:t>
+      </w:r>
       <w:r>
         <w:rPr>
           <w:rtl/>
@@ -8700,20 +8016,14 @@
         </w:rPr>
         <w:t xml:space="preserve">لأَنَّهُ لاَ إِنْسَانٌ صِدِّيقٌ فِي الأَرْضِ يَعْمَلُ صَلاَحًا وَلاَ يُخْطِئُ: قارن مع </w:t>
       </w:r>
-      <w:hyperlink r:id="rId119">
-        <w:r>
-          <w:rPr>
-            <w:rtl/>
-            <w:cs/>
-            <w:lang w:val="ar_AE" w:bidi="ar_AE"/>
-          </w:rPr>
-          <w:rPr>
-            <w:color w:val="0000EE"/>
-            <w:u w:val="single"/>
-          </w:rPr>
-          <w:t>1 ملوك 8:46</w:t>
-        </w:r>
-      </w:hyperlink>
+      <w:r>
+        <w:rPr>
+          <w:rtl/>
+          <w:cs/>
+          <w:lang w:val="ar_AE" w:bidi="ar_AE"/>
+        </w:rPr>
+        <w:t>1 ملوك 8:46</w:t>
+      </w:r>
       <w:r>
         <w:rPr>
           <w:rtl/>
@@ -8722,20 +8032,14 @@
         </w:rPr>
         <w:t xml:space="preserve">؛ </w:t>
       </w:r>
-      <w:hyperlink r:id="rId120">
-        <w:r>
-          <w:rPr>
-            <w:rtl/>
-            <w:cs/>
-            <w:lang w:val="ar_AE" w:bidi="ar_AE"/>
-          </w:rPr>
-          <w:rPr>
-            <w:color w:val="0000EE"/>
-            <w:u w:val="single"/>
-          </w:rPr>
-          <w:t>أمثال 20:9</w:t>
-        </w:r>
-      </w:hyperlink>
+      <w:r>
+        <w:rPr>
+          <w:rtl/>
+          <w:cs/>
+          <w:lang w:val="ar_AE" w:bidi="ar_AE"/>
+        </w:rPr>
+        <w:t>أمثال 20:9</w:t>
+      </w:r>
       <w:r>
         <w:rPr>
           <w:rtl/>
@@ -8744,20 +8048,14 @@
         </w:rPr>
         <w:t xml:space="preserve">؛ </w:t>
       </w:r>
-      <w:hyperlink r:id="rId121">
-        <w:r>
-          <w:rPr>
-            <w:rtl/>
-            <w:cs/>
-            <w:lang w:val="ar_AE" w:bidi="ar_AE"/>
-          </w:rPr>
-          <w:rPr>
-            <w:color w:val="0000EE"/>
-            <w:u w:val="single"/>
-          </w:rPr>
-          <w:t>رومية 3:23</w:t>
-        </w:r>
-      </w:hyperlink>
+      <w:r>
+        <w:rPr>
+          <w:rtl/>
+          <w:cs/>
+          <w:lang w:val="ar_AE" w:bidi="ar_AE"/>
+        </w:rPr>
+        <w:t>رومية 3:23</w:t>
+      </w:r>
       <w:r>
         <w:rPr>
           <w:rtl/>
@@ -8900,20 +8198,14 @@
         </w:rPr>
         <w:t>لم ينجح الأمر (أَمَّا هِيَ فَبَعِيدَةٌ عَنِّي): لم يتمكن الجامعة من العثور على الحكمة التي كان يبحث عنها أو فهم سبب الأشياء. هذه الأسباب مخفية في فكر الله (</w:t>
       </w:r>
-      <w:hyperlink r:id="rId122">
-        <w:r>
-          <w:rPr>
-            <w:rtl/>
-            <w:cs/>
-            <w:lang w:val="ar_AE" w:bidi="ar_AE"/>
-          </w:rPr>
-          <w:rPr>
-            <w:color w:val="0000EE"/>
-            <w:u w:val="single"/>
-          </w:rPr>
-          <w:t>3:11</w:t>
-        </w:r>
-      </w:hyperlink>
+      <w:r>
+        <w:rPr>
+          <w:rtl/>
+          <w:cs/>
+          <w:lang w:val="ar_AE" w:bidi="ar_AE"/>
+        </w:rPr>
+        <w:t>3:11</w:t>
+      </w:r>
       <w:r>
         <w:rPr>
           <w:rtl/>
@@ -8922,20 +8214,14 @@
         </w:rPr>
         <w:t xml:space="preserve">؛ </w:t>
       </w:r>
-      <w:hyperlink r:id="rId123">
-        <w:r>
-          <w:rPr>
-            <w:rtl/>
-            <w:cs/>
-            <w:lang w:val="ar_AE" w:bidi="ar_AE"/>
-          </w:rPr>
-          <w:rPr>
-            <w:color w:val="0000EE"/>
-            <w:u w:val="single"/>
-          </w:rPr>
-          <w:t>8:17</w:t>
-        </w:r>
-      </w:hyperlink>
+      <w:r>
+        <w:rPr>
+          <w:rtl/>
+          <w:cs/>
+          <w:lang w:val="ar_AE" w:bidi="ar_AE"/>
+        </w:rPr>
+        <w:t>8:17</w:t>
+      </w:r>
       <w:r>
         <w:rPr>
           <w:rtl/>
@@ -9011,20 +8297,14 @@
         </w:rPr>
         <w:t xml:space="preserve">امرأة جذابة: قارن </w:t>
       </w:r>
-      <w:hyperlink r:id="rId124">
-        <w:r>
-          <w:rPr>
-            <w:rtl/>
-            <w:cs/>
-            <w:lang w:val="ar_AE" w:bidi="ar_AE"/>
-          </w:rPr>
-          <w:rPr>
-            <w:color w:val="0000EE"/>
-            <w:u w:val="single"/>
-          </w:rPr>
-          <w:t>أمثال 5</w:t>
-        </w:r>
-      </w:hyperlink>
+      <w:r>
+        <w:rPr>
+          <w:rtl/>
+          <w:cs/>
+          <w:lang w:val="ar_AE" w:bidi="ar_AE"/>
+        </w:rPr>
+        <w:t>أمثال 5</w:t>
+      </w:r>
       <w:r>
         <w:rPr>
           <w:rtl/>
@@ -9033,20 +8313,14 @@
         </w:rPr>
         <w:t xml:space="preserve">؛ </w:t>
       </w:r>
-      <w:hyperlink r:id="rId125">
-        <w:r>
-          <w:rPr>
-            <w:rtl/>
-            <w:cs/>
-            <w:lang w:val="ar_AE" w:bidi="ar_AE"/>
-          </w:rPr>
-          <w:rPr>
-            <w:color w:val="0000EE"/>
-            <w:u w:val="single"/>
-          </w:rPr>
-          <w:t>6:20–7:27</w:t>
-        </w:r>
-      </w:hyperlink>
+      <w:r>
+        <w:rPr>
+          <w:rtl/>
+          <w:cs/>
+          <w:lang w:val="ar_AE" w:bidi="ar_AE"/>
+        </w:rPr>
+        <w:t>6:20–7:27</w:t>
+      </w:r>
       <w:r>
         <w:rPr>
           <w:rtl/>
@@ -9122,20 +8396,14 @@
         </w:rPr>
         <w:t xml:space="preserve">تضيف ترجمة NLT عبارة "فاضلة" (استنادًا إلى </w:t>
       </w:r>
-      <w:hyperlink r:id="rId126">
-        <w:r>
-          <w:rPr>
-            <w:rtl/>
-            <w:cs/>
-            <w:lang w:val="ar_AE" w:bidi="ar_AE"/>
-          </w:rPr>
-          <w:rPr>
-            <w:color w:val="0000EE"/>
-            <w:u w:val="single"/>
-          </w:rPr>
-          <w:t>7:29</w:t>
-        </w:r>
-      </w:hyperlink>
+      <w:r>
+        <w:rPr>
+          <w:rtl/>
+          <w:cs/>
+          <w:lang w:val="ar_AE" w:bidi="ar_AE"/>
+        </w:rPr>
+        <w:t>7:29</w:t>
+      </w:r>
       <w:r>
         <w:rPr>
           <w:rtl/>
@@ -9211,20 +8479,14 @@
         </w:rPr>
         <w:t>بعد بحث طويل، اكتشف الجامعة أن مسار البشرية الذي انحرف عن نظام الله المخلوق (</w:t>
       </w:r>
-      <w:hyperlink r:id="rId127">
-        <w:r>
-          <w:rPr>
-            <w:rtl/>
-            <w:cs/>
-            <w:lang w:val="ar_AE" w:bidi="ar_AE"/>
-          </w:rPr>
-          <w:rPr>
-            <w:color w:val="0000EE"/>
-            <w:u w:val="single"/>
-          </w:rPr>
-          <w:t>تكوين 1:27–28</w:t>
-        </w:r>
-      </w:hyperlink>
+      <w:r>
+        <w:rPr>
+          <w:rtl/>
+          <w:cs/>
+          <w:lang w:val="ar_AE" w:bidi="ar_AE"/>
+        </w:rPr>
+        <w:t>تكوين 1:27–28</w:t>
+      </w:r>
       <w:r>
         <w:rPr>
           <w:rtl/>
@@ -9233,20 +8495,14 @@
         </w:rPr>
         <w:t xml:space="preserve">؛ </w:t>
       </w:r>
-      <w:hyperlink r:id="rId128">
-        <w:r>
-          <w:rPr>
-            <w:rtl/>
-            <w:cs/>
-            <w:lang w:val="ar_AE" w:bidi="ar_AE"/>
-          </w:rPr>
-          <w:rPr>
-            <w:color w:val="0000EE"/>
-            <w:u w:val="single"/>
-          </w:rPr>
-          <w:t>2:23–25</w:t>
-        </w:r>
-      </w:hyperlink>
+      <w:r>
+        <w:rPr>
+          <w:rtl/>
+          <w:cs/>
+          <w:lang w:val="ar_AE" w:bidi="ar_AE"/>
+        </w:rPr>
+        <w:t>2:23–25</w:t>
+      </w:r>
       <w:r>
         <w:rPr>
           <w:rtl/>
@@ -9255,20 +8511,14 @@
         </w:rPr>
         <w:t xml:space="preserve">؛ </w:t>
       </w:r>
-      <w:hyperlink r:id="rId129">
-        <w:r>
-          <w:rPr>
-            <w:rtl/>
-            <w:cs/>
-            <w:lang w:val="ar_AE" w:bidi="ar_AE"/>
-          </w:rPr>
-          <w:rPr>
-            <w:color w:val="0000EE"/>
-            <w:u w:val="single"/>
-          </w:rPr>
-          <w:t>3:1–19</w:t>
-        </w:r>
-      </w:hyperlink>
+      <w:r>
+        <w:rPr>
+          <w:rtl/>
+          <w:cs/>
+          <w:lang w:val="ar_AE" w:bidi="ar_AE"/>
+        </w:rPr>
+        <w:t>3:1–19</w:t>
+      </w:r>
       <w:r>
         <w:rPr>
           <w:rtl/>
@@ -9277,20 +8527,14 @@
         </w:rPr>
         <w:t xml:space="preserve">) قد تكرر من قِبَل نسل آدم وحواء (قارن </w:t>
       </w:r>
-      <w:hyperlink r:id="rId130">
-        <w:r>
-          <w:rPr>
-            <w:rtl/>
-            <w:cs/>
-            <w:lang w:val="ar_AE" w:bidi="ar_AE"/>
-          </w:rPr>
-          <w:rPr>
-            <w:color w:val="0000EE"/>
-            <w:u w:val="single"/>
-          </w:rPr>
-          <w:t>رومية 3:10–18</w:t>
-        </w:r>
-      </w:hyperlink>
+      <w:r>
+        <w:rPr>
+          <w:rtl/>
+          <w:cs/>
+          <w:lang w:val="ar_AE" w:bidi="ar_AE"/>
+        </w:rPr>
+        <w:t>رومية 3:10–18</w:t>
+      </w:r>
       <w:r>
         <w:rPr>
           <w:rtl/>
@@ -9299,20 +8543,14 @@
         </w:rPr>
         <w:t xml:space="preserve">، </w:t>
       </w:r>
-      <w:hyperlink r:id="rId121">
-        <w:r>
-          <w:rPr>
-            <w:rtl/>
-            <w:cs/>
-            <w:lang w:val="ar_AE" w:bidi="ar_AE"/>
-          </w:rPr>
-          <w:rPr>
-            <w:color w:val="0000EE"/>
-            <w:u w:val="single"/>
-          </w:rPr>
-          <w:t>23</w:t>
-        </w:r>
-      </w:hyperlink>
+      <w:r>
+        <w:rPr>
+          <w:rtl/>
+          <w:cs/>
+          <w:lang w:val="ar_AE" w:bidi="ar_AE"/>
+        </w:rPr>
+        <w:t>23</w:t>
+      </w:r>
       <w:r>
         <w:rPr>
           <w:rtl/>
@@ -9455,20 +8693,14 @@
         </w:rPr>
         <w:t xml:space="preserve">احْفَظْ أَمْرَ الْمَلِكِ، وَذَاكَ بِسَبَبِ يَمِينِ اللهِ: قارن </w:t>
       </w:r>
-      <w:hyperlink r:id="rId131">
-        <w:r>
-          <w:rPr>
-            <w:rtl/>
-            <w:cs/>
-            <w:lang w:val="ar_AE" w:bidi="ar_AE"/>
-          </w:rPr>
-          <w:rPr>
-            <w:color w:val="0000EE"/>
-            <w:u w:val="single"/>
-          </w:rPr>
-          <w:t>5:2–6</w:t>
-        </w:r>
-      </w:hyperlink>
+      <w:r>
+        <w:rPr>
+          <w:rtl/>
+          <w:cs/>
+          <w:lang w:val="ar_AE" w:bidi="ar_AE"/>
+        </w:rPr>
+        <w:t>5:2–6</w:t>
+      </w:r>
       <w:r>
         <w:rPr>
           <w:rtl/>
@@ -9477,20 +8709,14 @@
         </w:rPr>
         <w:t xml:space="preserve">؛ </w:t>
       </w:r>
-      <w:hyperlink r:id="rId132">
-        <w:r>
-          <w:rPr>
-            <w:rtl/>
-            <w:cs/>
-            <w:lang w:val="ar_AE" w:bidi="ar_AE"/>
-          </w:rPr>
-          <w:rPr>
-            <w:color w:val="0000EE"/>
-            <w:u w:val="single"/>
-          </w:rPr>
-          <w:t>1 ملوك 2:41–43</w:t>
-        </w:r>
-      </w:hyperlink>
+      <w:r>
+        <w:rPr>
+          <w:rtl/>
+          <w:cs/>
+          <w:lang w:val="ar_AE" w:bidi="ar_AE"/>
+        </w:rPr>
+        <w:t>1 ملوك 2:41–43</w:t>
+      </w:r>
       <w:r>
         <w:rPr>
           <w:rtl/>
@@ -9633,20 +8859,14 @@
         </w:rPr>
         <w:t xml:space="preserve">لأَنَّ لِكُلِّ أَمْرٍ … وَقْتًا: الحكماء سيكونون مستعدين عندما يحين الوقت المناسب (انظر </w:t>
       </w:r>
-      <w:hyperlink r:id="rId58">
-        <w:r>
-          <w:rPr>
-            <w:rtl/>
-            <w:cs/>
-            <w:lang w:val="ar_AE" w:bidi="ar_AE"/>
-          </w:rPr>
-          <w:rPr>
-            <w:color w:val="0000EE"/>
-            <w:u w:val="single"/>
-          </w:rPr>
-          <w:t>3:1–8</w:t>
-        </w:r>
-      </w:hyperlink>
+      <w:r>
+        <w:rPr>
+          <w:rtl/>
+          <w:cs/>
+          <w:lang w:val="ar_AE" w:bidi="ar_AE"/>
+        </w:rPr>
+        <w:t>3:1–8</w:t>
+      </w:r>
       <w:r>
         <w:rPr>
           <w:rtl/>
@@ -9655,20 +8875,14 @@
         </w:rPr>
         <w:t xml:space="preserve">؛ </w:t>
       </w:r>
-      <w:hyperlink r:id="rId52">
-        <w:r>
-          <w:rPr>
-            <w:rtl/>
-            <w:cs/>
-            <w:lang w:val="ar_AE" w:bidi="ar_AE"/>
-          </w:rPr>
-          <w:rPr>
-            <w:color w:val="0000EE"/>
-            <w:u w:val="single"/>
-          </w:rPr>
-          <w:t>أفسس 5:16</w:t>
-        </w:r>
-      </w:hyperlink>
+      <w:r>
+        <w:rPr>
+          <w:rtl/>
+          <w:cs/>
+          <w:lang w:val="ar_AE" w:bidi="ar_AE"/>
+        </w:rPr>
+        <w:t>أفسس 5:16</w:t>
+      </w:r>
       <w:r>
         <w:rPr>
           <w:rtl/>
@@ -9878,20 +9092,14 @@
         </w:rPr>
         <w:t>الظلم مؤقت ولا يعطل خطط الله لتحقيق العدالة (</w:t>
       </w:r>
-      <w:hyperlink r:id="rId133">
-        <w:r>
-          <w:rPr>
-            <w:rtl/>
-            <w:cs/>
-            <w:lang w:val="ar_AE" w:bidi="ar_AE"/>
-          </w:rPr>
-          <w:rPr>
-            <w:color w:val="0000EE"/>
-            <w:u w:val="single"/>
-          </w:rPr>
-          <w:t>3:16–17</w:t>
-        </w:r>
-      </w:hyperlink>
+      <w:r>
+        <w:rPr>
+          <w:rtl/>
+          <w:cs/>
+          <w:lang w:val="ar_AE" w:bidi="ar_AE"/>
+        </w:rPr>
+        <w:t>3:16–17</w:t>
+      </w:r>
       <w:r>
         <w:rPr>
           <w:rtl/>
@@ -9900,20 +9108,14 @@
         </w:rPr>
         <w:t xml:space="preserve">؛ </w:t>
       </w:r>
-      <w:hyperlink r:id="rId66">
-        <w:r>
-          <w:rPr>
-            <w:rtl/>
-            <w:cs/>
-            <w:lang w:val="ar_AE" w:bidi="ar_AE"/>
-          </w:rPr>
-          <w:rPr>
-            <w:color w:val="0000EE"/>
-            <w:u w:val="single"/>
-          </w:rPr>
-          <w:t>12:14</w:t>
-        </w:r>
-      </w:hyperlink>
+      <w:r>
+        <w:rPr>
+          <w:rtl/>
+          <w:cs/>
+          <w:lang w:val="ar_AE" w:bidi="ar_AE"/>
+        </w:rPr>
+        <w:t>12:14</w:t>
+      </w:r>
       <w:r>
         <w:rPr>
           <w:rtl/>
@@ -9989,20 +9191,14 @@
         </w:rPr>
         <w:t>استنتاج الجامعة معروف (</w:t>
       </w:r>
-      <w:hyperlink r:id="rId70">
-        <w:r>
-          <w:rPr>
-            <w:rtl/>
-            <w:cs/>
-            <w:lang w:val="ar_AE" w:bidi="ar_AE"/>
-          </w:rPr>
-          <w:rPr>
-            <w:color w:val="0000EE"/>
-            <w:u w:val="single"/>
-          </w:rPr>
-          <w:t>2: 24–25</w:t>
-        </w:r>
-      </w:hyperlink>
+      <w:r>
+        <w:rPr>
+          <w:rtl/>
+          <w:cs/>
+          <w:lang w:val="ar_AE" w:bidi="ar_AE"/>
+        </w:rPr>
+        <w:t>2: 24–25</w:t>
+      </w:r>
       <w:r>
         <w:rPr>
           <w:rtl/>
@@ -10011,20 +9207,14 @@
         </w:rPr>
         <w:t xml:space="preserve">؛ </w:t>
       </w:r>
-      <w:hyperlink r:id="rId57">
-        <w:r>
-          <w:rPr>
-            <w:rtl/>
-            <w:cs/>
-            <w:lang w:val="ar_AE" w:bidi="ar_AE"/>
-          </w:rPr>
-          <w:rPr>
-            <w:color w:val="0000EE"/>
-            <w:u w:val="single"/>
-          </w:rPr>
-          <w:t>3: 12–13</w:t>
-        </w:r>
-      </w:hyperlink>
+      <w:r>
+        <w:rPr>
+          <w:rtl/>
+          <w:cs/>
+          <w:lang w:val="ar_AE" w:bidi="ar_AE"/>
+        </w:rPr>
+        <w:t>3: 12–13</w:t>
+      </w:r>
       <w:r>
         <w:rPr>
           <w:rtl/>
@@ -10033,20 +9223,14 @@
         </w:rPr>
         <w:t xml:space="preserve">، </w:t>
       </w:r>
-      <w:hyperlink r:id="rId93">
-        <w:r>
-          <w:rPr>
-            <w:rtl/>
-            <w:cs/>
-            <w:lang w:val="ar_AE" w:bidi="ar_AE"/>
-          </w:rPr>
-          <w:rPr>
-            <w:color w:val="0000EE"/>
-            <w:u w:val="single"/>
-          </w:rPr>
-          <w:t>22</w:t>
-        </w:r>
-      </w:hyperlink>
+      <w:r>
+        <w:rPr>
+          <w:rtl/>
+          <w:cs/>
+          <w:lang w:val="ar_AE" w:bidi="ar_AE"/>
+        </w:rPr>
+        <w:t>22</w:t>
+      </w:r>
       <w:r>
         <w:rPr>
           <w:rtl/>
@@ -10055,20 +9239,14 @@
         </w:rPr>
         <w:t xml:space="preserve">؛ </w:t>
       </w:r>
-      <w:hyperlink r:id="rId36">
-        <w:r>
-          <w:rPr>
-            <w:rtl/>
-            <w:cs/>
-            <w:lang w:val="ar_AE" w:bidi="ar_AE"/>
-          </w:rPr>
-          <w:rPr>
-            <w:color w:val="0000EE"/>
-            <w:u w:val="single"/>
-          </w:rPr>
-          <w:t>5: 18–20</w:t>
-        </w:r>
-      </w:hyperlink>
+      <w:r>
+        <w:rPr>
+          <w:rtl/>
+          <w:cs/>
+          <w:lang w:val="ar_AE" w:bidi="ar_AE"/>
+        </w:rPr>
+        <w:t>5: 18–20</w:t>
+      </w:r>
       <w:r>
         <w:rPr>
           <w:rtl/>
@@ -10077,20 +9255,14 @@
         </w:rPr>
         <w:t xml:space="preserve">؛ </w:t>
       </w:r>
-      <w:hyperlink r:id="rId134">
-        <w:r>
-          <w:rPr>
-            <w:rtl/>
-            <w:cs/>
-            <w:lang w:val="ar_AE" w:bidi="ar_AE"/>
-          </w:rPr>
-          <w:rPr>
-            <w:color w:val="0000EE"/>
-            <w:u w:val="single"/>
-          </w:rPr>
-          <w:t>6: 9</w:t>
-        </w:r>
-      </w:hyperlink>
+      <w:r>
+        <w:rPr>
+          <w:rtl/>
+          <w:cs/>
+          <w:lang w:val="ar_AE" w:bidi="ar_AE"/>
+        </w:rPr>
+        <w:t>6: 9</w:t>
+      </w:r>
       <w:r>
         <w:rPr>
           <w:rtl/>
@@ -10233,20 +9405,14 @@
         </w:rPr>
         <w:t>استنتاج آخر من مراقبة الحياة هو أن الموت يبدو بلا معنى (باطل). فلماذا يموت البعض في حين يعيش الآخرون لفترة أطول؟ إن قرار الله السيادي في هذا الشأن لا يمكن التنبؤ به (</w:t>
       </w:r>
-      <w:hyperlink r:id="rId135">
-        <w:r>
-          <w:rPr>
-            <w:rtl/>
-            <w:cs/>
-            <w:lang w:val="ar_AE" w:bidi="ar_AE"/>
-          </w:rPr>
-          <w:rPr>
-            <w:color w:val="0000EE"/>
-            <w:u w:val="single"/>
-          </w:rPr>
-          <w:t>7:13–14</w:t>
-        </w:r>
-      </w:hyperlink>
+      <w:r>
+        <w:rPr>
+          <w:rtl/>
+          <w:cs/>
+          <w:lang w:val="ar_AE" w:bidi="ar_AE"/>
+        </w:rPr>
+        <w:t>7:13–14</w:t>
+      </w:r>
       <w:r>
         <w:rPr>
           <w:rtl/>
@@ -10322,20 +9488,14 @@
         </w:rPr>
         <w:t xml:space="preserve">لا أحد يعلم ما إذا كان الله سيُظهر لهم نعمته: لا يوجد ضمان بأن البرّ سيكافأ في هذه الحياة (قارن </w:t>
       </w:r>
-      <w:hyperlink r:id="rId136">
-        <w:r>
-          <w:rPr>
-            <w:rtl/>
-            <w:cs/>
-            <w:lang w:val="ar_AE" w:bidi="ar_AE"/>
-          </w:rPr>
-          <w:rPr>
-            <w:color w:val="0000EE"/>
-            <w:u w:val="single"/>
-          </w:rPr>
-          <w:t>3:17–22</w:t>
-        </w:r>
-      </w:hyperlink>
+      <w:r>
+        <w:rPr>
+          <w:rtl/>
+          <w:cs/>
+          <w:lang w:val="ar_AE" w:bidi="ar_AE"/>
+        </w:rPr>
+        <w:t>3:17–22</w:t>
+      </w:r>
       <w:r>
         <w:rPr>
           <w:rtl/>
@@ -10344,20 +9504,14 @@
         </w:rPr>
         <w:t xml:space="preserve">؛ </w:t>
       </w:r>
-      <w:hyperlink r:id="rId137">
-        <w:r>
-          <w:rPr>
-            <w:rtl/>
-            <w:cs/>
-            <w:lang w:val="ar_AE" w:bidi="ar_AE"/>
-          </w:rPr>
-          <w:rPr>
-            <w:color w:val="0000EE"/>
-            <w:u w:val="single"/>
-          </w:rPr>
-          <w:t>8:10–15</w:t>
-        </w:r>
-      </w:hyperlink>
+      <w:r>
+        <w:rPr>
+          <w:rtl/>
+          <w:cs/>
+          <w:lang w:val="ar_AE" w:bidi="ar_AE"/>
+        </w:rPr>
+        <w:t>8:10–15</w:t>
+      </w:r>
       <w:r>
         <w:rPr>
           <w:rtl/>
@@ -10366,20 +9520,14 @@
         </w:rPr>
         <w:t xml:space="preserve">؛ </w:t>
       </w:r>
-      <w:hyperlink r:id="rId66">
-        <w:r>
-          <w:rPr>
-            <w:rtl/>
-            <w:cs/>
-            <w:lang w:val="ar_AE" w:bidi="ar_AE"/>
-          </w:rPr>
-          <w:rPr>
-            <w:color w:val="0000EE"/>
-            <w:u w:val="single"/>
-          </w:rPr>
-          <w:t>12:14</w:t>
-        </w:r>
-      </w:hyperlink>
+      <w:r>
+        <w:rPr>
+          <w:rtl/>
+          <w:cs/>
+          <w:lang w:val="ar_AE" w:bidi="ar_AE"/>
+        </w:rPr>
+        <w:t>12:14</w:t>
+      </w:r>
       <w:r>
         <w:rPr>
           <w:rtl/>
@@ -10618,20 +9766,14 @@
         </w:rPr>
         <w:t xml:space="preserve">إن الأمل في الاستمتاع يبقى حيًا بقدر ما يكون الشخص الذي يرجوه. وبهذا المعنى، من الأفضل أن يكون المرء حيًا (قارن </w:t>
       </w:r>
-      <w:hyperlink r:id="rId138">
-        <w:r>
-          <w:rPr>
-            <w:rtl/>
-            <w:cs/>
-            <w:lang w:val="ar_AE" w:bidi="ar_AE"/>
-          </w:rPr>
-          <w:rPr>
-            <w:color w:val="0000EE"/>
-            <w:u w:val="single"/>
-          </w:rPr>
-          <w:t>6:3</w:t>
-        </w:r>
-      </w:hyperlink>
+      <w:r>
+        <w:rPr>
+          <w:rtl/>
+          <w:cs/>
+          <w:lang w:val="ar_AE" w:bidi="ar_AE"/>
+        </w:rPr>
+        <w:t>6:3</w:t>
+      </w:r>
       <w:r>
         <w:rPr>
           <w:rtl/>
@@ -10640,20 +9782,14 @@
         </w:rPr>
         <w:t xml:space="preserve">؛ </w:t>
       </w:r>
-      <w:hyperlink r:id="rId139">
-        <w:r>
-          <w:rPr>
-            <w:rtl/>
-            <w:cs/>
-            <w:lang w:val="ar_AE" w:bidi="ar_AE"/>
-          </w:rPr>
-          <w:rPr>
-            <w:color w:val="0000EE"/>
-            <w:u w:val="single"/>
-          </w:rPr>
-          <w:t>7:1</w:t>
-        </w:r>
-      </w:hyperlink>
+      <w:r>
+        <w:rPr>
+          <w:rtl/>
+          <w:cs/>
+          <w:lang w:val="ar_AE" w:bidi="ar_AE"/>
+        </w:rPr>
+        <w:t>7:1</w:t>
+      </w:r>
       <w:r>
         <w:rPr>
           <w:rtl/>
@@ -10880,20 +10016,14 @@
         </w:rPr>
         <w:t xml:space="preserve">مُقرر بالصدفة (لأَنَهُ الْوَقْتُ وَالْعَرَضُ يُلاَقِيَانِهِمْ كَافَّةً): لا يمكننا التحكم في النتيجة (قارن </w:t>
       </w:r>
-      <w:hyperlink r:id="rId140">
-        <w:r>
-          <w:rPr>
-            <w:rtl/>
-            <w:cs/>
-            <w:lang w:val="ar_AE" w:bidi="ar_AE"/>
-          </w:rPr>
-          <w:rPr>
-            <w:color w:val="0000EE"/>
-            <w:u w:val="single"/>
-          </w:rPr>
-          <w:t>7:13</w:t>
-        </w:r>
-      </w:hyperlink>
+      <w:r>
+        <w:rPr>
+          <w:rtl/>
+          <w:cs/>
+          <w:lang w:val="ar_AE" w:bidi="ar_AE"/>
+        </w:rPr>
+        <w:t>7:13</w:t>
+      </w:r>
       <w:r>
         <w:rPr>
           <w:rtl/>
@@ -10969,20 +10099,14 @@
         </w:rPr>
         <w:t xml:space="preserve">كان الإجراء الحكيم الخاص بهذا الرجل المسكين فعالًا. الحكمة أفضل من القوة أو الشدة أو الأسلحة (انظر </w:t>
       </w:r>
-      <w:hyperlink r:id="rId141">
-        <w:r>
-          <w:rPr>
-            <w:rtl/>
-            <w:cs/>
-            <w:lang w:val="ar_AE" w:bidi="ar_AE"/>
-          </w:rPr>
-          <w:rPr>
-            <w:color w:val="0000EE"/>
-            <w:u w:val="single"/>
-          </w:rPr>
-          <w:t>4:13</w:t>
-        </w:r>
-      </w:hyperlink>
+      <w:r>
+        <w:rPr>
+          <w:rtl/>
+          <w:cs/>
+          <w:lang w:val="ar_AE" w:bidi="ar_AE"/>
+        </w:rPr>
+        <w:t>4:13</w:t>
+      </w:r>
       <w:r>
         <w:rPr>
           <w:rtl/>
@@ -10991,20 +10115,14 @@
         </w:rPr>
         <w:t xml:space="preserve">؛ </w:t>
       </w:r>
-      <w:hyperlink r:id="rId142">
-        <w:r>
-          <w:rPr>
-            <w:rtl/>
-            <w:cs/>
-            <w:lang w:val="ar_AE" w:bidi="ar_AE"/>
-          </w:rPr>
-          <w:rPr>
-            <w:color w:val="0000EE"/>
-            <w:u w:val="single"/>
-          </w:rPr>
-          <w:t>7:9</w:t>
-        </w:r>
-      </w:hyperlink>
+      <w:r>
+        <w:rPr>
+          <w:rtl/>
+          <w:cs/>
+          <w:lang w:val="ar_AE" w:bidi="ar_AE"/>
+        </w:rPr>
+        <w:t>7:9</w:t>
+      </w:r>
       <w:r>
         <w:rPr>
           <w:rtl/>
@@ -11013,20 +10131,14 @@
         </w:rPr>
         <w:t xml:space="preserve">، </w:t>
       </w:r>
-      <w:hyperlink r:id="rId143">
-        <w:r>
-          <w:rPr>
-            <w:rtl/>
-            <w:cs/>
-            <w:lang w:val="ar_AE" w:bidi="ar_AE"/>
-          </w:rPr>
-          <w:rPr>
-            <w:color w:val="0000EE"/>
-            <w:u w:val="single"/>
-          </w:rPr>
-          <w:t>19</w:t>
-        </w:r>
-      </w:hyperlink>
+      <w:r>
+        <w:rPr>
+          <w:rtl/>
+          <w:cs/>
+          <w:lang w:val="ar_AE" w:bidi="ar_AE"/>
+        </w:rPr>
+        <w:t>19</w:t>
+      </w:r>
       <w:r>
         <w:rPr>
           <w:rtl/>
@@ -11035,20 +10147,14 @@
         </w:rPr>
         <w:t xml:space="preserve">؛ </w:t>
       </w:r>
-      <w:hyperlink r:id="rId144">
-        <w:r>
-          <w:rPr>
-            <w:rtl/>
-            <w:cs/>
-            <w:lang w:val="ar_AE" w:bidi="ar_AE"/>
-          </w:rPr>
-          <w:rPr>
-            <w:color w:val="0000EE"/>
-            <w:u w:val="single"/>
-          </w:rPr>
-          <w:t>10:4</w:t>
-        </w:r>
-      </w:hyperlink>
+      <w:r>
+        <w:rPr>
+          <w:rtl/>
+          <w:cs/>
+          <w:lang w:val="ar_AE" w:bidi="ar_AE"/>
+        </w:rPr>
+        <w:t>10:4</w:t>
+      </w:r>
       <w:r>
         <w:rPr>
           <w:rtl/>
@@ -11057,20 +10163,14 @@
         </w:rPr>
         <w:t xml:space="preserve">)، ومع ذلك لا يُكرم المستحقون دائمًا، وحتى الحكماء يُنسون (انظر </w:t>
       </w:r>
-      <w:hyperlink r:id="rId145">
-        <w:r>
-          <w:rPr>
-            <w:rtl/>
-            <w:cs/>
-            <w:lang w:val="ar_AE" w:bidi="ar_AE"/>
-          </w:rPr>
-          <w:rPr>
-            <w:color w:val="0000EE"/>
-            <w:u w:val="single"/>
-          </w:rPr>
-          <w:t>2:16</w:t>
-        </w:r>
-      </w:hyperlink>
+      <w:r>
+        <w:rPr>
+          <w:rtl/>
+          <w:cs/>
+          <w:lang w:val="ar_AE" w:bidi="ar_AE"/>
+        </w:rPr>
+        <w:t>2:16</w:t>
+      </w:r>
       <w:r>
         <w:rPr>
           <w:rtl/>
@@ -11079,20 +10179,14 @@
         </w:rPr>
         <w:t xml:space="preserve">؛ </w:t>
       </w:r>
-      <w:hyperlink r:id="rId146">
-        <w:r>
-          <w:rPr>
-            <w:rtl/>
-            <w:cs/>
-            <w:lang w:val="ar_AE" w:bidi="ar_AE"/>
-          </w:rPr>
-          <w:rPr>
-            <w:color w:val="0000EE"/>
-            <w:u w:val="single"/>
-          </w:rPr>
-          <w:t>4:16</w:t>
-        </w:r>
-      </w:hyperlink>
+      <w:r>
+        <w:rPr>
+          <w:rtl/>
+          <w:cs/>
+          <w:lang w:val="ar_AE" w:bidi="ar_AE"/>
+        </w:rPr>
+        <w:t>4:16</w:t>
+      </w:r>
       <w:r>
         <w:rPr>
           <w:rtl/>
@@ -11436,20 +10530,14 @@
         </w:rPr>
         <w:t xml:space="preserve">قَدْ رَأَيْتُ عَبِيدًا عَلَى الْخَيْلِ … وَرُؤَسَاءَ مَاشِينَ: قارن </w:t>
       </w:r>
-      <w:hyperlink r:id="rId147">
-        <w:r>
-          <w:rPr>
-            <w:rtl/>
-            <w:cs/>
-            <w:lang w:val="ar_AE" w:bidi="ar_AE"/>
-          </w:rPr>
-          <w:rPr>
-            <w:color w:val="0000EE"/>
-            <w:u w:val="single"/>
-          </w:rPr>
-          <w:t>أمثال 19:10</w:t>
-        </w:r>
-      </w:hyperlink>
+      <w:r>
+        <w:rPr>
+          <w:rtl/>
+          <w:cs/>
+          <w:lang w:val="ar_AE" w:bidi="ar_AE"/>
+        </w:rPr>
+        <w:t>أمثال 19:10</w:t>
+      </w:r>
       <w:r>
         <w:rPr>
           <w:rtl/>
@@ -11726,20 +10814,14 @@
         </w:rPr>
         <w:t xml:space="preserve">يهلك الجاهل بسبب أمور مثل الوعود الطائشة، وأن يُضبط في شهادة الزور، وأن يُغضب الأشخاص الخطأ (الأشرار) (انظر </w:t>
       </w:r>
-      <w:hyperlink r:id="rId148">
-        <w:r>
-          <w:rPr>
-            <w:rtl/>
-            <w:cs/>
-            <w:lang w:val="ar_AE" w:bidi="ar_AE"/>
-          </w:rPr>
-          <w:rPr>
-            <w:color w:val="0000EE"/>
-            <w:u w:val="single"/>
-          </w:rPr>
-          <w:t>5:6</w:t>
-        </w:r>
-      </w:hyperlink>
+      <w:r>
+        <w:rPr>
+          <w:rtl/>
+          <w:cs/>
+          <w:lang w:val="ar_AE" w:bidi="ar_AE"/>
+        </w:rPr>
+        <w:t>5:6</w:t>
+      </w:r>
       <w:r>
         <w:rPr>
           <w:rtl/>
@@ -11748,20 +10830,14 @@
         </w:rPr>
         <w:t xml:space="preserve">؛ </w:t>
       </w:r>
-      <w:hyperlink r:id="rId149">
-        <w:r>
-          <w:rPr>
-            <w:rtl/>
-            <w:cs/>
-            <w:lang w:val="ar_AE" w:bidi="ar_AE"/>
-          </w:rPr>
-          <w:rPr>
-            <w:color w:val="0000EE"/>
-            <w:u w:val="single"/>
-          </w:rPr>
-          <w:t>أمثال 17:20</w:t>
-        </w:r>
-      </w:hyperlink>
+      <w:r>
+        <w:rPr>
+          <w:rtl/>
+          <w:cs/>
+          <w:lang w:val="ar_AE" w:bidi="ar_AE"/>
+        </w:rPr>
+        <w:t>أمثال 17:20</w:t>
+      </w:r>
       <w:r>
         <w:rPr>
           <w:rtl/>
@@ -11770,20 +10846,14 @@
         </w:rPr>
         <w:t xml:space="preserve">؛ </w:t>
       </w:r>
-      <w:hyperlink r:id="rId150">
-        <w:r>
-          <w:rPr>
-            <w:rtl/>
-            <w:cs/>
-            <w:lang w:val="ar_AE" w:bidi="ar_AE"/>
-          </w:rPr>
-          <w:rPr>
-            <w:color w:val="0000EE"/>
-            <w:u w:val="single"/>
-          </w:rPr>
-          <w:t>18:6–7</w:t>
-        </w:r>
-      </w:hyperlink>
+      <w:r>
+        <w:rPr>
+          <w:rtl/>
+          <w:cs/>
+          <w:lang w:val="ar_AE" w:bidi="ar_AE"/>
+        </w:rPr>
+        <w:t>18:6–7</w:t>
+      </w:r>
       <w:r>
         <w:rPr>
           <w:rtl/>
@@ -11792,20 +10862,14 @@
         </w:rPr>
         <w:t xml:space="preserve">؛ </w:t>
       </w:r>
-      <w:hyperlink r:id="rId151">
-        <w:r>
-          <w:rPr>
-            <w:rtl/>
-            <w:cs/>
-            <w:lang w:val="ar_AE" w:bidi="ar_AE"/>
-          </w:rPr>
-          <w:rPr>
-            <w:color w:val="0000EE"/>
-            <w:u w:val="single"/>
-          </w:rPr>
-          <w:t>19:5</w:t>
-        </w:r>
-      </w:hyperlink>
+      <w:r>
+        <w:rPr>
+          <w:rtl/>
+          <w:cs/>
+          <w:lang w:val="ar_AE" w:bidi="ar_AE"/>
+        </w:rPr>
+        <w:t>19:5</w:t>
+      </w:r>
       <w:r>
         <w:rPr>
           <w:rtl/>
@@ -11814,20 +10878,14 @@
         </w:rPr>
         <w:t xml:space="preserve">، </w:t>
       </w:r>
-      <w:hyperlink r:id="rId152">
-        <w:r>
-          <w:rPr>
-            <w:rtl/>
-            <w:cs/>
-            <w:lang w:val="ar_AE" w:bidi="ar_AE"/>
-          </w:rPr>
-          <w:rPr>
-            <w:color w:val="0000EE"/>
-            <w:u w:val="single"/>
-          </w:rPr>
-          <w:t>9</w:t>
-        </w:r>
-      </w:hyperlink>
+      <w:r>
+        <w:rPr>
+          <w:rtl/>
+          <w:cs/>
+          <w:lang w:val="ar_AE" w:bidi="ar_AE"/>
+        </w:rPr>
+        <w:t>9</w:t>
+      </w:r>
       <w:r>
         <w:rPr>
           <w:rtl/>
@@ -11903,20 +10961,14 @@
         </w:rPr>
         <w:t xml:space="preserve">هم يثرثرون بلا توقف (الْجَاهِلُ يُكَثِّرُ الْكَلاَمَ): الجُهال دائمًا يتحدثون عن أمور غير مهمة (انظر </w:t>
       </w:r>
-      <w:hyperlink r:id="rId82">
-        <w:r>
-          <w:rPr>
-            <w:rtl/>
-            <w:cs/>
-            <w:lang w:val="ar_AE" w:bidi="ar_AE"/>
-          </w:rPr>
-          <w:rPr>
-            <w:color w:val="0000EE"/>
-            <w:u w:val="single"/>
-          </w:rPr>
-          <w:t>5:3</w:t>
-        </w:r>
-      </w:hyperlink>
+      <w:r>
+        <w:rPr>
+          <w:rtl/>
+          <w:cs/>
+          <w:lang w:val="ar_AE" w:bidi="ar_AE"/>
+        </w:rPr>
+        <w:t>5:3</w:t>
+      </w:r>
       <w:r>
         <w:rPr>
           <w:rtl/>
@@ -11925,20 +10977,14 @@
         </w:rPr>
         <w:t xml:space="preserve">؛ </w:t>
       </w:r>
-      <w:hyperlink r:id="rId153">
-        <w:r>
-          <w:rPr>
-            <w:rtl/>
-            <w:cs/>
-            <w:lang w:val="ar_AE" w:bidi="ar_AE"/>
-          </w:rPr>
-          <w:rPr>
-            <w:color w:val="0000EE"/>
-            <w:u w:val="single"/>
-          </w:rPr>
-          <w:t>6:11</w:t>
-        </w:r>
-      </w:hyperlink>
+      <w:r>
+        <w:rPr>
+          <w:rtl/>
+          <w:cs/>
+          <w:lang w:val="ar_AE" w:bidi="ar_AE"/>
+        </w:rPr>
+        <w:t>6:11</w:t>
+      </w:r>
       <w:r>
         <w:rPr>
           <w:rtl/>
@@ -11947,20 +10993,14 @@
         </w:rPr>
         <w:t xml:space="preserve">؛ </w:t>
       </w:r>
-      <w:hyperlink r:id="rId75">
-        <w:r>
-          <w:rPr>
-            <w:rtl/>
-            <w:cs/>
-            <w:lang w:val="ar_AE" w:bidi="ar_AE"/>
-          </w:rPr>
-          <w:rPr>
-            <w:color w:val="0000EE"/>
-            <w:u w:val="single"/>
-          </w:rPr>
-          <w:t>أمثال 10:19</w:t>
-        </w:r>
-      </w:hyperlink>
+      <w:r>
+        <w:rPr>
+          <w:rtl/>
+          <w:cs/>
+          <w:lang w:val="ar_AE" w:bidi="ar_AE"/>
+        </w:rPr>
+        <w:t>أمثال 10:19</w:t>
+      </w:r>
       <w:r>
         <w:rPr>
           <w:rtl/>
@@ -11969,20 +11009,14 @@
         </w:rPr>
         <w:t xml:space="preserve">؛ </w:t>
       </w:r>
-      <w:hyperlink r:id="rId91">
-        <w:r>
-          <w:rPr>
-            <w:rtl/>
-            <w:cs/>
-            <w:lang w:val="ar_AE" w:bidi="ar_AE"/>
-          </w:rPr>
-          <w:rPr>
-            <w:color w:val="0000EE"/>
-            <w:u w:val="single"/>
-          </w:rPr>
-          <w:t>17:28</w:t>
-        </w:r>
-      </w:hyperlink>
+      <w:r>
+        <w:rPr>
+          <w:rtl/>
+          <w:cs/>
+          <w:lang w:val="ar_AE" w:bidi="ar_AE"/>
+        </w:rPr>
+        <w:t>17:28</w:t>
+      </w:r>
       <w:r>
         <w:rPr>
           <w:rtl/>
@@ -11991,20 +11025,14 @@
         </w:rPr>
         <w:t xml:space="preserve">). • لاَ يَعْلَمُ إِنْسَانٌ مَا يَكُونُ: إن الحكماء لن يضيعوا وقتهم في الكلام السخيف ولن يتحملوا عواقبه (انظر </w:t>
       </w:r>
-      <w:hyperlink r:id="rId154">
-        <w:r>
-          <w:rPr>
-            <w:rtl/>
-            <w:cs/>
-            <w:lang w:val="ar_AE" w:bidi="ar_AE"/>
-          </w:rPr>
-          <w:rPr>
-            <w:color w:val="0000EE"/>
-            <w:u w:val="single"/>
-          </w:rPr>
-          <w:t>يعقوب 4:13–16</w:t>
-        </w:r>
-      </w:hyperlink>
+      <w:r>
+        <w:rPr>
+          <w:rtl/>
+          <w:cs/>
+          <w:lang w:val="ar_AE" w:bidi="ar_AE"/>
+        </w:rPr>
+        <w:t>يعقوب 4:13–16</w:t>
+      </w:r>
       <w:r>
         <w:rPr>
           <w:rtl/>
@@ -12305,20 +11333,14 @@
         </w:rPr>
         <w:t xml:space="preserve">يؤدي التأخير في إصلاح السقف إلى تدلي العوارض الخشبية وفي نهاية المطاف إلى خراب البيت (انظر </w:t>
       </w:r>
-      <w:hyperlink r:id="rId155">
-        <w:r>
-          <w:rPr>
-            <w:rtl/>
-            <w:cs/>
-            <w:lang w:val="ar_AE" w:bidi="ar_AE"/>
-          </w:rPr>
-          <w:rPr>
-            <w:color w:val="0000EE"/>
-            <w:u w:val="single"/>
-          </w:rPr>
-          <w:t>أمثال 12:27</w:t>
-        </w:r>
-      </w:hyperlink>
+      <w:r>
+        <w:rPr>
+          <w:rtl/>
+          <w:cs/>
+          <w:lang w:val="ar_AE" w:bidi="ar_AE"/>
+        </w:rPr>
+        <w:t>أمثال 12:27</w:t>
+      </w:r>
       <w:r>
         <w:rPr>
           <w:rtl/>
@@ -12327,20 +11349,14 @@
         </w:rPr>
         <w:t xml:space="preserve">؛ </w:t>
       </w:r>
-      <w:hyperlink r:id="rId156">
-        <w:r>
-          <w:rPr>
-            <w:rtl/>
-            <w:cs/>
-            <w:lang w:val="ar_AE" w:bidi="ar_AE"/>
-          </w:rPr>
-          <w:rPr>
-            <w:color w:val="0000EE"/>
-            <w:u w:val="single"/>
-          </w:rPr>
-          <w:t>20:4</w:t>
-        </w:r>
-      </w:hyperlink>
+      <w:r>
+        <w:rPr>
+          <w:rtl/>
+          <w:cs/>
+          <w:lang w:val="ar_AE" w:bidi="ar_AE"/>
+        </w:rPr>
+        <w:t>20:4</w:t>
+      </w:r>
       <w:r>
         <w:rPr>
           <w:rtl/>
@@ -12349,20 +11365,14 @@
         </w:rPr>
         <w:t>). الفساد في الحكومة له تأثير مماثل (</w:t>
       </w:r>
-      <w:hyperlink r:id="rId157">
-        <w:r>
-          <w:rPr>
-            <w:rtl/>
-            <w:cs/>
-            <w:lang w:val="ar_AE" w:bidi="ar_AE"/>
-          </w:rPr>
-          <w:rPr>
-            <w:color w:val="0000EE"/>
-            <w:u w:val="single"/>
-          </w:rPr>
-          <w:t>جامعة 10:15–16</w:t>
-        </w:r>
-      </w:hyperlink>
+      <w:r>
+        <w:rPr>
+          <w:rtl/>
+          <w:cs/>
+          <w:lang w:val="ar_AE" w:bidi="ar_AE"/>
+        </w:rPr>
+        <w:t>جامعة 10:15–16</w:t>
+      </w:r>
       <w:r>
         <w:rPr>
           <w:rtl/>
@@ -12438,20 +11448,14 @@
         </w:rPr>
         <w:t xml:space="preserve">أمّا الْفِضَّةُ فَتُحَصِّلُ الْكُلَّ: إنها الوسيلة للحصول على ما ترغب فيه أو تحتاجه في هذا العالم (قارن </w:t>
       </w:r>
-      <w:hyperlink r:id="rId158">
-        <w:r>
-          <w:rPr>
-            <w:rtl/>
-            <w:cs/>
-            <w:lang w:val="ar_AE" w:bidi="ar_AE"/>
-          </w:rPr>
-          <w:rPr>
-            <w:color w:val="0000EE"/>
-            <w:u w:val="single"/>
-          </w:rPr>
-          <w:t>7:11–12</w:t>
-        </w:r>
-      </w:hyperlink>
+      <w:r>
+        <w:rPr>
+          <w:rtl/>
+          <w:cs/>
+          <w:lang w:val="ar_AE" w:bidi="ar_AE"/>
+        </w:rPr>
+        <w:t>7:11–12</w:t>
+      </w:r>
       <w:r>
         <w:rPr>
           <w:rtl/>
@@ -12819,20 +11823,14 @@
         </w:rPr>
         <w:t xml:space="preserve">غالبًا ما تكون أعمال الله غير متوقعة وغامضة. ودورنا هو أن نعمل عندما تتاح لنا الفرصة للقيام بذلك (انظر </w:t>
       </w:r>
-      <w:hyperlink r:id="rId159">
-        <w:r>
-          <w:rPr>
-            <w:rtl/>
-            <w:cs/>
-            <w:lang w:val="ar_AE" w:bidi="ar_AE"/>
-          </w:rPr>
-          <w:rPr>
-            <w:color w:val="0000EE"/>
-            <w:u w:val="single"/>
-          </w:rPr>
-          <w:t>أمثال 11: 12</w:t>
-        </w:r>
-      </w:hyperlink>
+      <w:r>
+        <w:rPr>
+          <w:rtl/>
+          <w:cs/>
+          <w:lang w:val="ar_AE" w:bidi="ar_AE"/>
+        </w:rPr>
+        <w:t>أمثال 11: 12</w:t>
+      </w:r>
       <w:r>
         <w:rPr>
           <w:rtl/>
@@ -12841,20 +11839,14 @@
         </w:rPr>
         <w:t xml:space="preserve">؛ </w:t>
       </w:r>
-      <w:hyperlink r:id="rId160">
-        <w:r>
-          <w:rPr>
-            <w:rtl/>
-            <w:cs/>
-            <w:lang w:val="ar_AE" w:bidi="ar_AE"/>
-          </w:rPr>
-          <w:rPr>
-            <w:color w:val="0000EE"/>
-            <w:u w:val="single"/>
-          </w:rPr>
-          <w:t>24: 27</w:t>
-        </w:r>
-      </w:hyperlink>
+      <w:r>
+        <w:rPr>
+          <w:rtl/>
+          <w:cs/>
+          <w:lang w:val="ar_AE" w:bidi="ar_AE"/>
+        </w:rPr>
+        <w:t>24: 27</w:t>
+      </w:r>
       <w:r>
         <w:rPr>
           <w:rtl/>
@@ -13098,20 +12090,14 @@
         </w:rPr>
         <w:t>فَاذْكُرْ خَالِقَكَ: إن مخافة الله يمكن أن تعطي الحكمة (</w:t>
       </w:r>
-      <w:hyperlink r:id="rId80">
-        <w:r>
-          <w:rPr>
-            <w:rtl/>
-            <w:cs/>
-            <w:lang w:val="ar_AE" w:bidi="ar_AE"/>
-          </w:rPr>
-          <w:rPr>
-            <w:color w:val="0000EE"/>
-            <w:u w:val="single"/>
-          </w:rPr>
-          <w:t>أمثال 1:7</w:t>
-        </w:r>
-      </w:hyperlink>
+      <w:r>
+        <w:rPr>
+          <w:rtl/>
+          <w:cs/>
+          <w:lang w:val="ar_AE" w:bidi="ar_AE"/>
+        </w:rPr>
+        <w:t>أمثال 1:7</w:t>
+      </w:r>
       <w:r>
         <w:rPr>
           <w:rtl/>
@@ -13120,20 +12106,14 @@
         </w:rPr>
         <w:t>) والإرشاد لِمَا سيكون مفيدًا في هذه الحياة ومُرضيًا لله في يوم الدينونة (</w:t>
       </w:r>
-      <w:hyperlink r:id="rId161">
-        <w:r>
-          <w:rPr>
-            <w:rtl/>
-            <w:cs/>
-            <w:lang w:val="ar_AE" w:bidi="ar_AE"/>
-          </w:rPr>
-          <w:rPr>
-            <w:color w:val="0000EE"/>
-            <w:u w:val="single"/>
-          </w:rPr>
-          <w:t>جامعة 12:13–14</w:t>
-        </w:r>
-      </w:hyperlink>
+      <w:r>
+        <w:rPr>
+          <w:rtl/>
+          <w:cs/>
+          <w:lang w:val="ar_AE" w:bidi="ar_AE"/>
+        </w:rPr>
+        <w:t>جامعة 12:13–14</w:t>
+      </w:r>
       <w:r>
         <w:rPr>
           <w:rtl/>
@@ -13209,20 +12189,14 @@
         </w:rPr>
         <w:t xml:space="preserve">تصف هذه القصيدة النثرية الجميلة، التي تستخدم العديد من الاستعارات باللغة العبرية، التدهور المؤلم للشيخوخة (استمرارًا لـ </w:t>
       </w:r>
-      <w:hyperlink r:id="rId162">
-        <w:r>
-          <w:rPr>
-            <w:rtl/>
-            <w:cs/>
-            <w:lang w:val="ar_AE" w:bidi="ar_AE"/>
-          </w:rPr>
-          <w:rPr>
-            <w:color w:val="0000EE"/>
-            <w:u w:val="single"/>
-          </w:rPr>
-          <w:t>11:7–10</w:t>
-        </w:r>
-      </w:hyperlink>
+      <w:r>
+        <w:rPr>
+          <w:rtl/>
+          <w:cs/>
+          <w:lang w:val="ar_AE" w:bidi="ar_AE"/>
+        </w:rPr>
+        <w:t>11:7–10</w:t>
+      </w:r>
       <w:r>
         <w:rPr>
           <w:rtl/>
@@ -13432,20 +12406,14 @@
         </w:rPr>
         <w:t xml:space="preserve">إن حبل الفضة وكوز الذهب، مثل الحياة البشرية، لهما قيمة كبيرة. • كذلك الجسد يشبه جَرَّة فخارية عادية وهشة وسرعان ما تنكسر (قارن </w:t>
       </w:r>
-      <w:hyperlink r:id="rId163">
-        <w:r>
-          <w:rPr>
-            <w:rtl/>
-            <w:cs/>
-            <w:lang w:val="ar_AE" w:bidi="ar_AE"/>
-          </w:rPr>
-          <w:rPr>
-            <w:color w:val="0000EE"/>
-            <w:u w:val="single"/>
-          </w:rPr>
-          <w:t>إش 29:16</w:t>
-        </w:r>
-      </w:hyperlink>
+      <w:r>
+        <w:rPr>
+          <w:rtl/>
+          <w:cs/>
+          <w:lang w:val="ar_AE" w:bidi="ar_AE"/>
+        </w:rPr>
+        <w:t>إش 29:16</w:t>
+      </w:r>
       <w:r>
         <w:rPr>
           <w:rtl/>
@@ -13454,20 +12422,14 @@
         </w:rPr>
         <w:t xml:space="preserve">؛ </w:t>
       </w:r>
-      <w:hyperlink r:id="rId164">
-        <w:r>
-          <w:rPr>
-            <w:rtl/>
-            <w:cs/>
-            <w:lang w:val="ar_AE" w:bidi="ar_AE"/>
-          </w:rPr>
-          <w:rPr>
-            <w:color w:val="0000EE"/>
-            <w:u w:val="single"/>
-          </w:rPr>
-          <w:t>إر 19:1</w:t>
-        </w:r>
-      </w:hyperlink>
+      <w:r>
+        <w:rPr>
+          <w:rtl/>
+          <w:cs/>
+          <w:lang w:val="ar_AE" w:bidi="ar_AE"/>
+        </w:rPr>
+        <w:t>إر 19:1</w:t>
+      </w:r>
       <w:r>
         <w:rPr>
           <w:rtl/>
@@ -13476,20 +12438,14 @@
         </w:rPr>
         <w:t xml:space="preserve">، </w:t>
       </w:r>
-      <w:hyperlink r:id="rId165">
-        <w:r>
-          <w:rPr>
-            <w:rtl/>
-            <w:cs/>
-            <w:lang w:val="ar_AE" w:bidi="ar_AE"/>
-          </w:rPr>
-          <w:rPr>
-            <w:color w:val="0000EE"/>
-            <w:u w:val="single"/>
-          </w:rPr>
-          <w:t>10–11</w:t>
-        </w:r>
-      </w:hyperlink>
+      <w:r>
+        <w:rPr>
+          <w:rtl/>
+          <w:cs/>
+          <w:lang w:val="ar_AE" w:bidi="ar_AE"/>
+        </w:rPr>
+        <w:t>10–11</w:t>
+      </w:r>
       <w:r>
         <w:rPr>
           <w:rtl/>
@@ -13498,20 +12454,14 @@
         </w:rPr>
         <w:t xml:space="preserve">؛ </w:t>
       </w:r>
-      <w:hyperlink r:id="rId166">
-        <w:r>
-          <w:rPr>
-            <w:rtl/>
-            <w:cs/>
-            <w:lang w:val="ar_AE" w:bidi="ar_AE"/>
-          </w:rPr>
-          <w:rPr>
-            <w:color w:val="0000EE"/>
-            <w:u w:val="single"/>
-          </w:rPr>
-          <w:t>22:28</w:t>
-        </w:r>
-      </w:hyperlink>
+      <w:r>
+        <w:rPr>
+          <w:rtl/>
+          <w:cs/>
+          <w:lang w:val="ar_AE" w:bidi="ar_AE"/>
+        </w:rPr>
+        <w:t>22:28</w:t>
+      </w:r>
       <w:r>
         <w:rPr>
           <w:rtl/>
@@ -13520,20 +12470,14 @@
         </w:rPr>
         <w:t xml:space="preserve">؛ </w:t>
       </w:r>
-      <w:hyperlink r:id="rId167">
-        <w:r>
-          <w:rPr>
-            <w:rtl/>
-            <w:cs/>
-            <w:lang w:val="ar_AE" w:bidi="ar_AE"/>
-          </w:rPr>
-          <w:rPr>
-            <w:color w:val="0000EE"/>
-            <w:u w:val="single"/>
-          </w:rPr>
-          <w:t>2 كو 4:7</w:t>
-        </w:r>
-      </w:hyperlink>
+      <w:r>
+        <w:rPr>
+          <w:rtl/>
+          <w:cs/>
+          <w:lang w:val="ar_AE" w:bidi="ar_AE"/>
+        </w:rPr>
+        <w:t>2 كو 4:7</w:t>
+      </w:r>
       <w:r>
         <w:rPr>
           <w:rtl/>
@@ -13609,20 +12553,14 @@
         </w:rPr>
         <w:t xml:space="preserve">فَيَرْجعُ التُّرَابُ إِلَى الأَرْضِ كَمَا كَانَ: انظر </w:t>
       </w:r>
-      <w:hyperlink r:id="rId168">
-        <w:r>
-          <w:rPr>
-            <w:rtl/>
-            <w:cs/>
-            <w:lang w:val="ar_AE" w:bidi="ar_AE"/>
-          </w:rPr>
-          <w:rPr>
-            <w:color w:val="0000EE"/>
-            <w:u w:val="single"/>
-          </w:rPr>
-          <w:t>تكوين 2:7</w:t>
-        </w:r>
-      </w:hyperlink>
+      <w:r>
+        <w:rPr>
+          <w:rtl/>
+          <w:cs/>
+          <w:lang w:val="ar_AE" w:bidi="ar_AE"/>
+        </w:rPr>
+        <w:t>تكوين 2:7</w:t>
+      </w:r>
       <w:r>
         <w:rPr>
           <w:rtl/>
@@ -13631,20 +12569,14 @@
         </w:rPr>
         <w:t xml:space="preserve">؛ </w:t>
       </w:r>
-      <w:hyperlink r:id="rId68">
-        <w:r>
-          <w:rPr>
-            <w:rtl/>
-            <w:cs/>
-            <w:lang w:val="ar_AE" w:bidi="ar_AE"/>
-          </w:rPr>
-          <w:rPr>
-            <w:color w:val="0000EE"/>
-            <w:u w:val="single"/>
-          </w:rPr>
-          <w:t>3:19</w:t>
-        </w:r>
-      </w:hyperlink>
+      <w:r>
+        <w:rPr>
+          <w:rtl/>
+          <w:cs/>
+          <w:lang w:val="ar_AE" w:bidi="ar_AE"/>
+        </w:rPr>
+        <w:t>3:19</w:t>
+      </w:r>
       <w:r>
         <w:rPr>
           <w:rtl/>
@@ -13653,20 +12585,14 @@
         </w:rPr>
         <w:t xml:space="preserve">. • ترجع الروح إلى الله الذي أعطاها تلميحات بيقين الحياة بعد الموت (قارن </w:t>
       </w:r>
-      <w:hyperlink r:id="rId169">
-        <w:r>
-          <w:rPr>
-            <w:rtl/>
-            <w:cs/>
-            <w:lang w:val="ar_AE" w:bidi="ar_AE"/>
-          </w:rPr>
-          <w:rPr>
-            <w:color w:val="0000EE"/>
-            <w:u w:val="single"/>
-          </w:rPr>
-          <w:t>جامعة 3:21</w:t>
-        </w:r>
-      </w:hyperlink>
+      <w:r>
+        <w:rPr>
+          <w:rtl/>
+          <w:cs/>
+          <w:lang w:val="ar_AE" w:bidi="ar_AE"/>
+        </w:rPr>
+        <w:t>جامعة 3:21</w:t>
+      </w:r>
       <w:r>
         <w:rPr>
           <w:rtl/>
@@ -13758,20 +12684,14 @@
         </w:rPr>
         <w:t xml:space="preserve">هذا التكرار شبه الحرفي لـ </w:t>
       </w:r>
-      <w:hyperlink r:id="rId170">
-        <w:r>
-          <w:rPr>
-            <w:rtl/>
-            <w:cs/>
-            <w:lang w:val="ar_AE" w:bidi="ar_AE"/>
-          </w:rPr>
-          <w:rPr>
-            <w:color w:val="0000EE"/>
-            <w:u w:val="single"/>
-          </w:rPr>
-          <w:t>1:2</w:t>
-        </w:r>
-      </w:hyperlink>
+      <w:r>
+        <w:rPr>
+          <w:rtl/>
+          <w:cs/>
+          <w:lang w:val="ar_AE" w:bidi="ar_AE"/>
+        </w:rPr>
+        <w:t>1:2</w:t>
+      </w:r>
       <w:r>
         <w:rPr>
           <w:rtl/>
@@ -13847,20 +12767,14 @@
         </w:rPr>
         <w:t>حتى وهو ملك (</w:t>
       </w:r>
-      <w:hyperlink r:id="rId171">
-        <w:r>
-          <w:rPr>
-            <w:rtl/>
-            <w:cs/>
-            <w:lang w:val="ar_AE" w:bidi="ar_AE"/>
-          </w:rPr>
-          <w:rPr>
-            <w:color w:val="0000EE"/>
-            <w:u w:val="single"/>
-          </w:rPr>
-          <w:t>1:1</w:t>
-        </w:r>
-      </w:hyperlink>
+      <w:r>
+        <w:rPr>
+          <w:rtl/>
+          <w:cs/>
+          <w:lang w:val="ar_AE" w:bidi="ar_AE"/>
+        </w:rPr>
+        <w:t>1:1</w:t>
+      </w:r>
       <w:r>
         <w:rPr>
           <w:rtl/>
@@ -13869,20 +12783,14 @@
         </w:rPr>
         <w:t xml:space="preserve">)، وجد الجامعة وقتًا لدراسة الحكمة. وقام بجمع وترتيب الأمثال (انظر أيضًا </w:t>
       </w:r>
-      <w:hyperlink r:id="rId172">
-        <w:r>
-          <w:rPr>
-            <w:rtl/>
-            <w:cs/>
-            <w:lang w:val="ar_AE" w:bidi="ar_AE"/>
-          </w:rPr>
-          <w:rPr>
-            <w:color w:val="0000EE"/>
-            <w:u w:val="single"/>
-          </w:rPr>
-          <w:t>1 ملوك 4:29–34</w:t>
-        </w:r>
-      </w:hyperlink>
+      <w:r>
+        <w:rPr>
+          <w:rtl/>
+          <w:cs/>
+          <w:lang w:val="ar_AE" w:bidi="ar_AE"/>
+        </w:rPr>
+        <w:t>1 ملوك 4:29–34</w:t>
+      </w:r>
       <w:r>
         <w:rPr>
           <w:rtl/>
@@ -13891,20 +12799,14 @@
         </w:rPr>
         <w:t xml:space="preserve">؛ </w:t>
       </w:r>
-      <w:hyperlink r:id="rId173">
-        <w:r>
-          <w:rPr>
-            <w:rtl/>
-            <w:cs/>
-            <w:lang w:val="ar_AE" w:bidi="ar_AE"/>
-          </w:rPr>
-          <w:rPr>
-            <w:color w:val="0000EE"/>
-            <w:u w:val="single"/>
-          </w:rPr>
-          <w:t>أمثال 1:1</w:t>
-        </w:r>
-      </w:hyperlink>
+      <w:r>
+        <w:rPr>
+          <w:rtl/>
+          <w:cs/>
+          <w:lang w:val="ar_AE" w:bidi="ar_AE"/>
+        </w:rPr>
+        <w:t>أمثال 1:1</w:t>
+      </w:r>
       <w:r>
         <w:rPr>
           <w:rtl/>
@@ -13913,20 +12815,14 @@
         </w:rPr>
         <w:t xml:space="preserve">؛ </w:t>
       </w:r>
-      <w:hyperlink r:id="rId174">
-        <w:r>
-          <w:rPr>
-            <w:rtl/>
-            <w:cs/>
-            <w:lang w:val="ar_AE" w:bidi="ar_AE"/>
-          </w:rPr>
-          <w:rPr>
-            <w:color w:val="0000EE"/>
-            <w:u w:val="single"/>
-          </w:rPr>
-          <w:t>10:1</w:t>
-        </w:r>
-      </w:hyperlink>
+      <w:r>
+        <w:rPr>
+          <w:rtl/>
+          <w:cs/>
+          <w:lang w:val="ar_AE" w:bidi="ar_AE"/>
+        </w:rPr>
+        <w:t>10:1</w:t>
+      </w:r>
       <w:r>
         <w:rPr>
           <w:rtl/>
@@ -13935,20 +12831,14 @@
         </w:rPr>
         <w:t xml:space="preserve">؛ </w:t>
       </w:r>
-      <w:hyperlink r:id="rId175">
-        <w:r>
-          <w:rPr>
-            <w:rtl/>
-            <w:cs/>
-            <w:lang w:val="ar_AE" w:bidi="ar_AE"/>
-          </w:rPr>
-          <w:rPr>
-            <w:color w:val="0000EE"/>
-            <w:u w:val="single"/>
-          </w:rPr>
-          <w:t>25:1</w:t>
-        </w:r>
-      </w:hyperlink>
+      <w:r>
+        <w:rPr>
+          <w:rtl/>
+          <w:cs/>
+          <w:lang w:val="ar_AE" w:bidi="ar_AE"/>
+        </w:rPr>
+        <w:t>25:1</w:t>
+      </w:r>
       <w:r>
         <w:rPr>
           <w:rtl/>
@@ -14040,20 +12930,14 @@
         </w:rPr>
         <w:t>) عن احترام المحرر للجامعة، وتحث القراء على تطبيق تعاليمه، وتقدم استنتاج المحرر الخاص من دراسة الجامعة (</w:t>
       </w:r>
-      <w:hyperlink r:id="rId161">
-        <w:r>
-          <w:rPr>
-            <w:rtl/>
-            <w:cs/>
-            <w:lang w:val="ar_AE" w:bidi="ar_AE"/>
-          </w:rPr>
-          <w:rPr>
-            <w:color w:val="0000EE"/>
-            <w:u w:val="single"/>
-          </w:rPr>
-          <w:t>12:13–14</w:t>
-        </w:r>
-      </w:hyperlink>
+      <w:r>
+        <w:rPr>
+          <w:rtl/>
+          <w:cs/>
+          <w:lang w:val="ar_AE" w:bidi="ar_AE"/>
+        </w:rPr>
+        <w:t>12:13–14</w:t>
+      </w:r>
       <w:r>
         <w:rPr>
           <w:rtl/>
@@ -14129,20 +13013,14 @@
         </w:rPr>
         <w:t>عصي الماشية … عصا مُرصّعة بالمسامير (كَالْمَنَاسِيسِ، وَكَأَوْتَادٍ مُنْغَرِزَةٍ): في بعض الأحيان، تكون الدروس المؤلمة ضرورية لتوجيهنا نحو مسارات نفضل تجنبها. • مِنْ رَاعٍ وَاحِدٍ: ربما تكون هذه الكلمة إشارة إلى الله باعتباره راعي شعبه (</w:t>
       </w:r>
-      <w:hyperlink r:id="rId176">
-        <w:r>
-          <w:rPr>
-            <w:rtl/>
-            <w:cs/>
-            <w:lang w:val="ar_AE" w:bidi="ar_AE"/>
-          </w:rPr>
-          <w:rPr>
-            <w:color w:val="0000EE"/>
-            <w:u w:val="single"/>
-          </w:rPr>
-          <w:t>مزمور 23:1</w:t>
-        </w:r>
-      </w:hyperlink>
+      <w:r>
+        <w:rPr>
+          <w:rtl/>
+          <w:cs/>
+          <w:lang w:val="ar_AE" w:bidi="ar_AE"/>
+        </w:rPr>
+        <w:t>مزمور 23:1</w:t>
+      </w:r>
       <w:r>
         <w:rPr>
           <w:rtl/>
@@ -14151,20 +13029,14 @@
         </w:rPr>
         <w:t xml:space="preserve">؛ </w:t>
       </w:r>
-      <w:hyperlink r:id="rId177">
-        <w:r>
-          <w:rPr>
-            <w:rtl/>
-            <w:cs/>
-            <w:lang w:val="ar_AE" w:bidi="ar_AE"/>
-          </w:rPr>
-          <w:rPr>
-            <w:color w:val="0000EE"/>
-            <w:u w:val="single"/>
-          </w:rPr>
-          <w:t>إشعياء 40:11</w:t>
-        </w:r>
-      </w:hyperlink>
+      <w:r>
+        <w:rPr>
+          <w:rtl/>
+          <w:cs/>
+          <w:lang w:val="ar_AE" w:bidi="ar_AE"/>
+        </w:rPr>
+        <w:t>إشعياء 40:11</w:t>
+      </w:r>
       <w:r>
         <w:rPr>
           <w:rtl/>
@@ -14307,20 +13179,14 @@
         </w:rPr>
         <w:t xml:space="preserve">إن استنتاج المحرر من دراسة عمل الجامعة هو مخافة الله (انظر </w:t>
       </w:r>
-      <w:hyperlink r:id="rId178">
-        <w:r>
-          <w:rPr>
-            <w:rtl/>
-            <w:cs/>
-            <w:lang w:val="ar_AE" w:bidi="ar_AE"/>
-          </w:rPr>
-          <w:rPr>
-            <w:color w:val="0000EE"/>
-            <w:u w:val="single"/>
-          </w:rPr>
-          <w:t>3:14</w:t>
-        </w:r>
-      </w:hyperlink>
+      <w:r>
+        <w:rPr>
+          <w:rtl/>
+          <w:cs/>
+          <w:lang w:val="ar_AE" w:bidi="ar_AE"/>
+        </w:rPr>
+        <w:t>3:14</w:t>
+      </w:r>
       <w:r>
         <w:rPr>
           <w:rtl/>
@@ -14329,20 +13195,14 @@
         </w:rPr>
         <w:t xml:space="preserve">؛ </w:t>
       </w:r>
-      <w:hyperlink r:id="rId179">
-        <w:r>
-          <w:rPr>
-            <w:rtl/>
-            <w:cs/>
-            <w:lang w:val="ar_AE" w:bidi="ar_AE"/>
-          </w:rPr>
-          <w:rPr>
-            <w:color w:val="0000EE"/>
-            <w:u w:val="single"/>
-          </w:rPr>
-          <w:t>5:7</w:t>
-        </w:r>
-      </w:hyperlink>
+      <w:r>
+        <w:rPr>
+          <w:rtl/>
+          <w:cs/>
+          <w:lang w:val="ar_AE" w:bidi="ar_AE"/>
+        </w:rPr>
+        <w:t>5:7</w:t>
+      </w:r>
       <w:r>
         <w:rPr>
           <w:rtl/>
@@ -14351,20 +13211,14 @@
         </w:rPr>
         <w:t xml:space="preserve">؛ </w:t>
       </w:r>
-      <w:hyperlink r:id="rId180">
-        <w:r>
-          <w:rPr>
-            <w:rtl/>
-            <w:cs/>
-            <w:lang w:val="ar_AE" w:bidi="ar_AE"/>
-          </w:rPr>
-          <w:rPr>
-            <w:color w:val="0000EE"/>
-            <w:u w:val="single"/>
-          </w:rPr>
-          <w:t>7:18</w:t>
-        </w:r>
-      </w:hyperlink>
+      <w:r>
+        <w:rPr>
+          <w:rtl/>
+          <w:cs/>
+          <w:lang w:val="ar_AE" w:bidi="ar_AE"/>
+        </w:rPr>
+        <w:t>7:18</w:t>
+      </w:r>
       <w:r>
         <w:rPr>
           <w:rtl/>
@@ -14373,20 +13227,14 @@
         </w:rPr>
         <w:t xml:space="preserve">؛ </w:t>
       </w:r>
-      <w:hyperlink r:id="rId181">
-        <w:r>
-          <w:rPr>
-            <w:rtl/>
-            <w:cs/>
-            <w:lang w:val="ar_AE" w:bidi="ar_AE"/>
-          </w:rPr>
-          <w:rPr>
-            <w:color w:val="0000EE"/>
-            <w:u w:val="single"/>
-          </w:rPr>
-          <w:t>8:12–13</w:t>
-        </w:r>
-      </w:hyperlink>
+      <w:r>
+        <w:rPr>
+          <w:rtl/>
+          <w:cs/>
+          <w:lang w:val="ar_AE" w:bidi="ar_AE"/>
+        </w:rPr>
+        <w:t>8:12–13</w:t>
+      </w:r>
       <w:r>
         <w:rPr>
           <w:rtl/>
@@ -14395,20 +13243,14 @@
         </w:rPr>
         <w:t xml:space="preserve">)، التي تتضمن ضرورة طاعة وصاياه، لأن كل ما نفعله سوف يُدان (انظر </w:t>
       </w:r>
-      <w:hyperlink r:id="rId182">
-        <w:r>
-          <w:rPr>
-            <w:rtl/>
-            <w:cs/>
-            <w:lang w:val="ar_AE" w:bidi="ar_AE"/>
-          </w:rPr>
-          <w:rPr>
-            <w:color w:val="0000EE"/>
-            <w:u w:val="single"/>
-          </w:rPr>
-          <w:t>11:9</w:t>
-        </w:r>
-      </w:hyperlink>
+      <w:r>
+        <w:rPr>
+          <w:rtl/>
+          <w:cs/>
+          <w:lang w:val="ar_AE" w:bidi="ar_AE"/>
+        </w:rPr>
+        <w:t>11:9</w:t>
+      </w:r>
       <w:r>
         <w:rPr>
           <w:rtl/>
@@ -14417,20 +13259,14 @@
         </w:rPr>
         <w:t xml:space="preserve">؛ </w:t>
       </w:r>
-      <w:hyperlink r:id="rId183">
-        <w:r>
-          <w:rPr>
-            <w:rtl/>
-            <w:cs/>
-            <w:lang w:val="ar_AE" w:bidi="ar_AE"/>
-          </w:rPr>
-          <w:rPr>
-            <w:color w:val="0000EE"/>
-            <w:u w:val="single"/>
-          </w:rPr>
-          <w:t>2 كورنثوس 5:10</w:t>
-        </w:r>
-      </w:hyperlink>
+      <w:r>
+        <w:rPr>
+          <w:rtl/>
+          <w:cs/>
+          <w:lang w:val="ar_AE" w:bidi="ar_AE"/>
+        </w:rPr>
+        <w:t>2 كورنثوس 5:10</w:t>
+      </w:r>
       <w:r>
         <w:rPr>
           <w:rtl/>
@@ -14439,20 +13275,14 @@
         </w:rPr>
         <w:t xml:space="preserve">؛ </w:t>
       </w:r>
-      <w:hyperlink r:id="rId184">
-        <w:r>
-          <w:rPr>
-            <w:rtl/>
-            <w:cs/>
-            <w:lang w:val="ar_AE" w:bidi="ar_AE"/>
-          </w:rPr>
-          <w:rPr>
-            <w:color w:val="0000EE"/>
-            <w:u w:val="single"/>
-          </w:rPr>
-          <w:t>عبرانيين 9:27</w:t>
-        </w:r>
-      </w:hyperlink>
+      <w:r>
+        <w:rPr>
+          <w:rtl/>
+          <w:cs/>
+          <w:lang w:val="ar_AE" w:bidi="ar_AE"/>
+        </w:rPr>
+        <w:t>عبرانيين 9:27</w:t>
+      </w:r>
       <w:r>
         <w:rPr>
           <w:rtl/>
